--- a/cv_ishwar.docx
+++ b/cv_ishwar.docx
@@ -2875,7 +2875,7 @@
           <w:sz w:val="22"/>
           <w:szCs w:val="22"/>
         </w:rPr>
-        <w:t>August 2026</w:t>
+        <w:t>Present</w:t>
       </w:r>
       <w:r>
         <w:rPr>
@@ -2911,55 +2911,7 @@
           <w:sz w:val="22"/>
           <w:szCs w:val="22"/>
         </w:rPr>
-        <w:t>Offloading KV cache to CPU memory and enabling sparse attention</w:t>
-      </w:r>
-      <w:r>
-        <w:rPr>
-          <w:color w:val="000000"/>
-          <w:sz w:val="22"/>
-          <w:szCs w:val="22"/>
-        </w:rPr>
-        <w:t xml:space="preserve"> to accelerate ~2-4x</w:t>
-      </w:r>
-      <w:r>
-        <w:rPr>
-          <w:color w:val="000000"/>
-          <w:sz w:val="22"/>
-          <w:szCs w:val="22"/>
-        </w:rPr>
-        <w:t xml:space="preserve"> </w:t>
-      </w:r>
-      <w:r>
-        <w:rPr>
-          <w:color w:val="000000"/>
-          <w:sz w:val="22"/>
-          <w:szCs w:val="22"/>
-        </w:rPr>
-        <w:t>l</w:t>
-      </w:r>
-      <w:r>
-        <w:rPr>
-          <w:color w:val="000000"/>
-          <w:sz w:val="22"/>
-          <w:szCs w:val="22"/>
-        </w:rPr>
-        <w:t xml:space="preserve">arge context LLM applications using </w:t>
-      </w:r>
-      <w:r>
-        <w:rPr>
-          <w:color w:val="000000"/>
-          <w:sz w:val="22"/>
-          <w:szCs w:val="22"/>
-        </w:rPr>
-        <w:t>retrieval-based</w:t>
-      </w:r>
-      <w:r>
-        <w:rPr>
-          <w:color w:val="000000"/>
-          <w:sz w:val="22"/>
-          <w:szCs w:val="22"/>
-        </w:rPr>
-        <w:t xml:space="preserve"> attention </w:t>
+        <w:t xml:space="preserve">Offloading KV cache to CPU memory and enabling sparse attention to accelerate ~2-4x large context LLM applications using retrieval-based attention </w:t>
       </w:r>
     </w:p>
     <w:p>

--- a/cv_ishwar.docx
+++ b/cv_ishwar.docx
@@ -522,23 +522,7 @@
           <w:sz w:val="28"/>
           <w:szCs w:val="28"/>
         </w:rPr>
-        <w:t>Research</w:t>
-      </w:r>
-      <w:r>
-        <w:rPr>
-          <w:b/>
-          <w:sz w:val="28"/>
-          <w:szCs w:val="28"/>
-        </w:rPr>
-        <w:t xml:space="preserve"> </w:t>
-      </w:r>
-      <w:r>
-        <w:rPr>
-          <w:b/>
-          <w:sz w:val="28"/>
-          <w:szCs w:val="28"/>
-        </w:rPr>
-        <w:t>Summary</w:t>
+        <w:t>Short Bio</w:t>
       </w:r>
     </w:p>
     <w:p>
@@ -547,28 +531,636 @@
           <w:tab w:val="left" w:pos="3735"/>
         </w:tabs>
         <w:spacing w:before="120"/>
-        <w:jc w:val="both"/>
+        <w:rPr>
+          <w:sz w:val="22"/>
+          <w:szCs w:val="22"/>
+        </w:rPr>
+      </w:pPr>
+      <w:r>
+        <w:rPr>
+          <w:sz w:val="22"/>
+          <w:szCs w:val="22"/>
+        </w:rPr>
+        <w:t xml:space="preserve">Computer Architect and Systems Research Scientist with 15+ years of experience co-optimizing hardware-software systems, processor micro-architecture, and memory hierarchies for AI/ML and high-performance computing. Proven track record of solving critical system bottlenecks, including expanding LLM context windows (~2–4x acceleration) via KV-cache offloading, co-developing high-performance vector search libraries, and optimizing GPU/Xeon kernels. Recognized expert in DRAM refresh architectures, NVM/STT-RAM LLCs, and dynamic core resource allocation. Inventor on 10 US patents/applications, author of top-tier architecture publications (ISCA, VLDB, TMLR, IEEE TC), and </w:t>
+      </w:r>
+      <w:r>
+        <w:rPr>
+          <w:sz w:val="22"/>
+          <w:szCs w:val="22"/>
+        </w:rPr>
+        <w:t>multiple</w:t>
+      </w:r>
+      <w:r>
+        <w:rPr>
+          <w:sz w:val="22"/>
+          <w:szCs w:val="22"/>
+        </w:rPr>
+        <w:t xml:space="preserve"> Intel Divisional Recognition Award recipient.</w:t>
+      </w:r>
+    </w:p>
+    <w:p>
+      <w:pPr>
+        <w:tabs>
+          <w:tab w:val="left" w:pos="3735"/>
+        </w:tabs>
+        <w:spacing w:before="120"/>
         <w:rPr>
           <w:b/>
-          <w:sz w:val="22"/>
-          <w:szCs w:val="22"/>
+          <w:sz w:val="28"/>
+          <w:szCs w:val="28"/>
         </w:rPr>
       </w:pPr>
       <w:r>
         <w:rPr>
           <w:b/>
-          <w:sz w:val="22"/>
-          <w:szCs w:val="22"/>
-        </w:rPr>
-        <w:t>Emerging Architecture Research</w:t>
+          <w:sz w:val="28"/>
+          <w:szCs w:val="28"/>
+        </w:rPr>
+        <w:t>Work</w:t>
       </w:r>
       <w:r>
         <w:rPr>
           <w:b/>
-          <w:sz w:val="22"/>
-          <w:szCs w:val="22"/>
-        </w:rPr>
-        <w:t>:</w:t>
+          <w:sz w:val="28"/>
+          <w:szCs w:val="28"/>
+        </w:rPr>
+        <w:t xml:space="preserve"> Experience</w:t>
+      </w:r>
+    </w:p>
+    <w:p>
+      <w:pPr>
+        <w:tabs>
+          <w:tab w:val="left" w:pos="3735"/>
+        </w:tabs>
+        <w:spacing w:before="120"/>
+        <w:rPr>
+          <w:sz w:val="22"/>
+          <w:szCs w:val="22"/>
+        </w:rPr>
+      </w:pPr>
+      <w:r>
+        <w:rPr>
+          <w:b/>
+          <w:i/>
+          <w:sz w:val="22"/>
+          <w:szCs w:val="22"/>
+        </w:rPr>
+        <w:t xml:space="preserve">Research Scientist, </w:t>
+      </w:r>
+      <w:r>
+        <w:rPr>
+          <w:sz w:val="22"/>
+          <w:szCs w:val="22"/>
+        </w:rPr>
+        <w:t>Intel Labs</w:t>
+      </w:r>
+      <w:r>
+        <w:rPr>
+          <w:sz w:val="22"/>
+          <w:szCs w:val="22"/>
+        </w:rPr>
+        <w:t>, Intel, Bangalore (December 2015</w:t>
+      </w:r>
+      <w:r>
+        <w:rPr>
+          <w:sz w:val="22"/>
+          <w:szCs w:val="22"/>
+        </w:rPr>
+        <w:t xml:space="preserve"> – April 2022</w:t>
+      </w:r>
+      <w:r>
+        <w:rPr>
+          <w:sz w:val="22"/>
+          <w:szCs w:val="22"/>
+        </w:rPr>
+        <w:t>)</w:t>
+      </w:r>
+      <w:r>
+        <w:rPr>
+          <w:sz w:val="22"/>
+          <w:szCs w:val="22"/>
+        </w:rPr>
+        <w:t>, Hillsboro (May 202</w:t>
+      </w:r>
+      <w:r>
+        <w:rPr>
+          <w:sz w:val="22"/>
+          <w:szCs w:val="22"/>
+        </w:rPr>
+        <w:t>2</w:t>
+      </w:r>
+      <w:r>
+        <w:rPr>
+          <w:sz w:val="22"/>
+          <w:szCs w:val="22"/>
+        </w:rPr>
+        <w:t xml:space="preserve"> –</w:t>
+      </w:r>
+      <w:r>
+        <w:rPr>
+          <w:sz w:val="22"/>
+          <w:szCs w:val="22"/>
+        </w:rPr>
+        <w:t xml:space="preserve"> </w:t>
+      </w:r>
+      <w:r>
+        <w:rPr>
+          <w:sz w:val="22"/>
+          <w:szCs w:val="22"/>
+        </w:rPr>
+        <w:t>July 2025</w:t>
+      </w:r>
+      <w:r>
+        <w:rPr>
+          <w:sz w:val="22"/>
+          <w:szCs w:val="22"/>
+        </w:rPr>
+        <w:t>)</w:t>
+      </w:r>
+      <w:r>
+        <w:rPr>
+          <w:sz w:val="22"/>
+          <w:szCs w:val="22"/>
+        </w:rPr>
+        <w:t xml:space="preserve">, Folsom (August 2025 </w:t>
+      </w:r>
+      <w:r>
+        <w:rPr>
+          <w:sz w:val="22"/>
+          <w:szCs w:val="22"/>
+        </w:rPr>
+        <w:t>–</w:t>
+      </w:r>
+      <w:r>
+        <w:rPr>
+          <w:sz w:val="22"/>
+          <w:szCs w:val="22"/>
+        </w:rPr>
+        <w:t xml:space="preserve"> </w:t>
+      </w:r>
+      <w:r>
+        <w:rPr>
+          <w:sz w:val="22"/>
+          <w:szCs w:val="22"/>
+        </w:rPr>
+        <w:t>Present</w:t>
+      </w:r>
+      <w:r>
+        <w:rPr>
+          <w:sz w:val="22"/>
+          <w:szCs w:val="22"/>
+        </w:rPr>
+        <w:t>)</w:t>
+      </w:r>
+      <w:r>
+        <w:rPr>
+          <w:sz w:val="22"/>
+          <w:szCs w:val="22"/>
+        </w:rPr>
+        <w:t xml:space="preserve"> </w:t>
+      </w:r>
+    </w:p>
+    <w:p>
+      <w:pPr>
+        <w:tabs>
+          <w:tab w:val="left" w:pos="3735"/>
+        </w:tabs>
+        <w:spacing w:before="120"/>
+        <w:rPr>
+          <w:sz w:val="22"/>
+          <w:szCs w:val="22"/>
+        </w:rPr>
+      </w:pPr>
+      <w:r>
+        <w:rPr>
+          <w:sz w:val="22"/>
+          <w:szCs w:val="22"/>
+        </w:rPr>
+        <w:t xml:space="preserve">My current research focus on </w:t>
+      </w:r>
+      <w:r>
+        <w:rPr>
+          <w:color w:val="000000"/>
+          <w:sz w:val="22"/>
+          <w:szCs w:val="22"/>
+        </w:rPr>
+        <w:t>co-optimizing hardware and software for AI/ML applications</w:t>
+      </w:r>
+    </w:p>
+    <w:p>
+      <w:pPr>
+        <w:pStyle w:val="NormalWeb"/>
+        <w:numPr>
+          <w:ilvl w:val="0"/>
+          <w:numId w:val="6"/>
+        </w:numPr>
+        <w:spacing w:before="0" w:beforeAutospacing="0"/>
+        <w:rPr>
+          <w:color w:val="000000"/>
+          <w:sz w:val="22"/>
+          <w:szCs w:val="22"/>
+        </w:rPr>
+      </w:pPr>
+      <w:r>
+        <w:rPr>
+          <w:color w:val="000000"/>
+          <w:sz w:val="22"/>
+          <w:szCs w:val="22"/>
+        </w:rPr>
+        <w:t>Led the development of a scalable, high-performance similarity search library tailored for Intel hardware (published in VLDB '23 and TMLR '24, selected as featured certification, and received a 2025 Divisional Recognition Award).</w:t>
+      </w:r>
+    </w:p>
+    <w:p>
+      <w:pPr>
+        <w:pStyle w:val="NormalWeb"/>
+        <w:numPr>
+          <w:ilvl w:val="0"/>
+          <w:numId w:val="6"/>
+        </w:numPr>
+        <w:spacing w:before="0" w:beforeAutospacing="0"/>
+        <w:rPr>
+          <w:color w:val="000000"/>
+          <w:sz w:val="22"/>
+          <w:szCs w:val="22"/>
+        </w:rPr>
+      </w:pPr>
+      <w:r>
+        <w:rPr>
+          <w:color w:val="000000"/>
+          <w:sz w:val="22"/>
+          <w:szCs w:val="22"/>
+        </w:rPr>
+        <w:t xml:space="preserve">Co-developed </w:t>
+      </w:r>
+      <w:proofErr w:type="spellStart"/>
+      <w:r>
+        <w:rPr>
+          <w:color w:val="000000"/>
+          <w:sz w:val="22"/>
+          <w:szCs w:val="22"/>
+        </w:rPr>
+        <w:t>LeanVec</w:t>
+      </w:r>
+      <w:proofErr w:type="spellEnd"/>
+      <w:r>
+        <w:rPr>
+          <w:color w:val="000000"/>
+          <w:sz w:val="22"/>
+          <w:szCs w:val="22"/>
+        </w:rPr>
+        <w:t xml:space="preserve"> and </w:t>
+      </w:r>
+      <w:proofErr w:type="spellStart"/>
+      <w:r>
+        <w:rPr>
+          <w:color w:val="000000"/>
+          <w:sz w:val="22"/>
+          <w:szCs w:val="22"/>
+        </w:rPr>
+        <w:t>GleanVec</w:t>
+      </w:r>
+      <w:proofErr w:type="spellEnd"/>
+      <w:r>
+        <w:rPr>
+          <w:color w:val="000000"/>
+          <w:sz w:val="22"/>
+          <w:szCs w:val="22"/>
+        </w:rPr>
+        <w:t>, novel low-dimensional vector search algorithms utilizing minimalist non-linear dimensionality reduction and compressed indices to accelerate high-dimensional vector search</w:t>
+      </w:r>
+      <w:r>
+        <w:rPr>
+          <w:color w:val="000000"/>
+          <w:sz w:val="22"/>
+          <w:szCs w:val="22"/>
+        </w:rPr>
+        <w:t>.</w:t>
+      </w:r>
+    </w:p>
+    <w:p>
+      <w:pPr>
+        <w:pStyle w:val="NormalWeb"/>
+        <w:numPr>
+          <w:ilvl w:val="0"/>
+          <w:numId w:val="6"/>
+        </w:numPr>
+        <w:spacing w:before="0" w:beforeAutospacing="0"/>
+        <w:rPr>
+          <w:color w:val="000000"/>
+          <w:sz w:val="22"/>
+          <w:szCs w:val="22"/>
+        </w:rPr>
+      </w:pPr>
+      <w:r>
+        <w:rPr>
+          <w:color w:val="000000"/>
+          <w:sz w:val="22"/>
+          <w:szCs w:val="22"/>
+        </w:rPr>
+        <w:t>Offloaded KV cache to CPU memory and enabled sparse attention to accelerate ~2-4x large context LLM applications using retrieval-based attention</w:t>
+      </w:r>
+      <w:r>
+        <w:rPr>
+          <w:color w:val="000000"/>
+          <w:sz w:val="22"/>
+          <w:szCs w:val="22"/>
+        </w:rPr>
+        <w:t>.</w:t>
+      </w:r>
+    </w:p>
+    <w:p>
+      <w:pPr>
+        <w:pStyle w:val="NormalWeb"/>
+        <w:numPr>
+          <w:ilvl w:val="0"/>
+          <w:numId w:val="6"/>
+        </w:numPr>
+        <w:spacing w:before="0" w:beforeAutospacing="0"/>
+        <w:rPr>
+          <w:color w:val="000000"/>
+          <w:sz w:val="22"/>
+          <w:szCs w:val="22"/>
+        </w:rPr>
+      </w:pPr>
+      <w:r>
+        <w:rPr>
+          <w:color w:val="000000"/>
+          <w:sz w:val="22"/>
+          <w:szCs w:val="22"/>
+        </w:rPr>
+        <w:t xml:space="preserve">Designed efficient compute and memory architecture for emerging applications like Deep Learning, receiving a Divisional Recognition Award (DRA) in 2018. </w:t>
+      </w:r>
+    </w:p>
+    <w:p>
+      <w:pPr>
+        <w:pStyle w:val="NormalWeb"/>
+        <w:numPr>
+          <w:ilvl w:val="0"/>
+          <w:numId w:val="6"/>
+        </w:numPr>
+        <w:spacing w:before="0" w:beforeAutospacing="0"/>
+        <w:rPr>
+          <w:color w:val="000000"/>
+          <w:sz w:val="22"/>
+          <w:szCs w:val="22"/>
+        </w:rPr>
+      </w:pPr>
+      <w:r>
+        <w:rPr>
+          <w:color w:val="000000"/>
+          <w:sz w:val="22"/>
+          <w:szCs w:val="22"/>
+        </w:rPr>
+        <w:t xml:space="preserve">Developed optimized GPU kernels for ML/DL workloads like Deep Learning Recommendation Model (DLRM), Graph Neural Networks, and MLP layers used in Vision and NLP applications. </w:t>
+      </w:r>
+    </w:p>
+    <w:p>
+      <w:pPr>
+        <w:pStyle w:val="NormalWeb"/>
+        <w:numPr>
+          <w:ilvl w:val="0"/>
+          <w:numId w:val="6"/>
+        </w:numPr>
+        <w:spacing w:before="0" w:beforeAutospacing="0"/>
+        <w:rPr>
+          <w:color w:val="000000"/>
+          <w:sz w:val="22"/>
+          <w:szCs w:val="22"/>
+        </w:rPr>
+      </w:pPr>
+      <w:r>
+        <w:rPr>
+          <w:color w:val="000000"/>
+          <w:sz w:val="22"/>
+          <w:szCs w:val="22"/>
+        </w:rPr>
+        <w:t xml:space="preserve">Projected </w:t>
+      </w:r>
+      <w:r>
+        <w:rPr>
+          <w:color w:val="000000"/>
+          <w:sz w:val="22"/>
+          <w:szCs w:val="22"/>
+        </w:rPr>
+        <w:t>performance for next-generation hardware products, recommending key core, cache, and memory hierarchy parameters.</w:t>
+      </w:r>
+    </w:p>
+    <w:p>
+      <w:pPr>
+        <w:pStyle w:val="NormalWeb"/>
+        <w:numPr>
+          <w:ilvl w:val="0"/>
+          <w:numId w:val="6"/>
+        </w:numPr>
+        <w:spacing w:before="0" w:beforeAutospacing="0"/>
+        <w:rPr>
+          <w:color w:val="000000"/>
+          <w:sz w:val="22"/>
+          <w:szCs w:val="22"/>
+        </w:rPr>
+      </w:pPr>
+      <w:r>
+        <w:rPr>
+          <w:color w:val="000000"/>
+          <w:sz w:val="22"/>
+          <w:szCs w:val="22"/>
+        </w:rPr>
+        <w:t xml:space="preserve">Optimized DLRM embedding kernels on current Xeon machines and proposed new features for future products. </w:t>
+      </w:r>
+    </w:p>
+    <w:p>
+      <w:pPr>
+        <w:pStyle w:val="NormalWeb"/>
+        <w:numPr>
+          <w:ilvl w:val="0"/>
+          <w:numId w:val="6"/>
+        </w:numPr>
+        <w:spacing w:before="0" w:beforeAutospacing="0"/>
+        <w:rPr>
+          <w:color w:val="000000"/>
+          <w:sz w:val="22"/>
+          <w:szCs w:val="22"/>
+        </w:rPr>
+      </w:pPr>
+      <w:r>
+        <w:rPr>
+          <w:color w:val="000000"/>
+          <w:sz w:val="22"/>
+          <w:szCs w:val="22"/>
+        </w:rPr>
+        <w:t xml:space="preserve">Conducted research on design and architectural techniques for STTRAM-based LLC (NVM-based LLC) to mitigate long write latency (published in ISCA-2018). </w:t>
+      </w:r>
+    </w:p>
+    <w:p>
+      <w:pPr>
+        <w:pStyle w:val="NormalWeb"/>
+        <w:numPr>
+          <w:ilvl w:val="0"/>
+          <w:numId w:val="6"/>
+        </w:numPr>
+        <w:spacing w:before="0" w:beforeAutospacing="0"/>
+        <w:rPr>
+          <w:color w:val="000000"/>
+          <w:sz w:val="22"/>
+          <w:szCs w:val="22"/>
+        </w:rPr>
+      </w:pPr>
+      <w:r>
+        <w:rPr>
+          <w:color w:val="000000"/>
+          <w:sz w:val="22"/>
+          <w:szCs w:val="22"/>
+        </w:rPr>
+        <w:t xml:space="preserve">Designed Memory aware reordered source (MARS) technique for achieving high bandwidth efficiency in GPUs. </w:t>
+      </w:r>
+    </w:p>
+    <w:p>
+      <w:pPr>
+        <w:pStyle w:val="NormalWeb"/>
+        <w:numPr>
+          <w:ilvl w:val="0"/>
+          <w:numId w:val="6"/>
+        </w:numPr>
+        <w:spacing w:before="0" w:beforeAutospacing="0"/>
+        <w:rPr>
+          <w:color w:val="000000"/>
+          <w:sz w:val="22"/>
+          <w:szCs w:val="22"/>
+        </w:rPr>
+      </w:pPr>
+      <w:r>
+        <w:rPr>
+          <w:color w:val="000000"/>
+          <w:sz w:val="22"/>
+          <w:szCs w:val="22"/>
+        </w:rPr>
+        <w:t xml:space="preserve">Developed adaptively changing </w:t>
+      </w:r>
+      <w:proofErr w:type="spellStart"/>
+      <w:r>
+        <w:rPr>
+          <w:color w:val="000000"/>
+          <w:sz w:val="22"/>
+          <w:szCs w:val="22"/>
+        </w:rPr>
+        <w:t>OoO</w:t>
+      </w:r>
+      <w:proofErr w:type="spellEnd"/>
+      <w:r>
+        <w:rPr>
+          <w:color w:val="000000"/>
+          <w:sz w:val="22"/>
+          <w:szCs w:val="22"/>
+        </w:rPr>
+        <w:t xml:space="preserve"> core width/ports based on simple heuristics dynamically (AWAC, featured in IEDM '2017). </w:t>
+      </w:r>
+    </w:p>
+    <w:p>
+      <w:pPr>
+        <w:ind w:left="360"/>
+        <w:rPr>
+          <w:color w:val="000000"/>
+          <w:sz w:val="22"/>
+          <w:szCs w:val="22"/>
+        </w:rPr>
+      </w:pPr>
+    </w:p>
+    <w:p>
+      <w:pPr>
+        <w:rPr>
+          <w:color w:val="000000"/>
+          <w:sz w:val="22"/>
+          <w:szCs w:val="22"/>
+        </w:rPr>
+      </w:pPr>
+    </w:p>
+    <w:p>
+      <w:pPr>
+        <w:rPr>
+          <w:color w:val="000000"/>
+          <w:sz w:val="22"/>
+          <w:szCs w:val="22"/>
+        </w:rPr>
+      </w:pPr>
+    </w:p>
+    <w:p>
+      <w:pPr>
+        <w:rPr>
+          <w:color w:val="000000"/>
+          <w:sz w:val="22"/>
+          <w:szCs w:val="22"/>
+        </w:rPr>
+      </w:pPr>
+    </w:p>
+    <w:p>
+      <w:pPr>
+        <w:tabs>
+          <w:tab w:val="left" w:pos="3735"/>
+        </w:tabs>
+        <w:spacing w:before="120"/>
+        <w:rPr>
+          <w:sz w:val="22"/>
+          <w:szCs w:val="22"/>
+        </w:rPr>
+      </w:pPr>
+      <w:r>
+        <w:rPr>
+          <w:b/>
+          <w:i/>
+          <w:sz w:val="22"/>
+          <w:szCs w:val="22"/>
+        </w:rPr>
+        <w:t xml:space="preserve">Senior Hardware Engineer, </w:t>
+      </w:r>
+      <w:r>
+        <w:rPr>
+          <w:sz w:val="22"/>
+          <w:szCs w:val="22"/>
+        </w:rPr>
+        <w:t>Oracle (f</w:t>
+      </w:r>
+      <w:r>
+        <w:rPr>
+          <w:sz w:val="22"/>
+          <w:szCs w:val="22"/>
+        </w:rPr>
+        <w:t xml:space="preserve">ormerly </w:t>
+      </w:r>
+      <w:r>
+        <w:rPr>
+          <w:noProof/>
+          <w:sz w:val="22"/>
+          <w:szCs w:val="22"/>
+        </w:rPr>
+        <w:t>SUN</w:t>
+      </w:r>
+      <w:r>
+        <w:rPr>
+          <w:sz w:val="22"/>
+          <w:szCs w:val="22"/>
+        </w:rPr>
+        <w:t xml:space="preserve"> Microsystem), Santa </w:t>
+      </w:r>
+      <w:r>
+        <w:rPr>
+          <w:sz w:val="22"/>
+          <w:szCs w:val="22"/>
+        </w:rPr>
+        <w:t>Clara (June 2014 – December 2015</w:t>
+      </w:r>
+      <w:r>
+        <w:rPr>
+          <w:sz w:val="22"/>
+          <w:szCs w:val="22"/>
+        </w:rPr>
+        <w:t>)</w:t>
+      </w:r>
+      <w:r>
+        <w:rPr>
+          <w:sz w:val="22"/>
+          <w:szCs w:val="22"/>
+        </w:rPr>
+        <w:t xml:space="preserve"> </w:t>
       </w:r>
     </w:p>
     <w:p>
@@ -586,86 +1178,59 @@
       </w:pPr>
       <w:r>
         <w:rPr>
-          <w:sz w:val="22"/>
-          <w:szCs w:val="22"/>
-        </w:rPr>
-        <w:t xml:space="preserve">Current work focuses on co-optimizing hardware and software for AI/ML applications. Part of the team developing </w:t>
-      </w:r>
-      <w:r>
-        <w:rPr>
-          <w:sz w:val="22"/>
-          <w:szCs w:val="22"/>
-        </w:rPr>
-        <w:t xml:space="preserve">scalable, high-performance </w:t>
-      </w:r>
-      <w:r>
-        <w:rPr>
-          <w:sz w:val="22"/>
-          <w:szCs w:val="22"/>
-        </w:rPr>
-        <w:t xml:space="preserve">similarity search </w:t>
-      </w:r>
-      <w:r>
-        <w:rPr>
-          <w:sz w:val="22"/>
-          <w:szCs w:val="22"/>
-        </w:rPr>
-        <w:t xml:space="preserve">library </w:t>
-      </w:r>
-      <w:r>
-        <w:rPr>
-          <w:sz w:val="22"/>
-          <w:szCs w:val="22"/>
-        </w:rPr>
-        <w:t>for Intel hardware (</w:t>
-      </w:r>
-      <w:hyperlink r:id="rId9" w:history="1">
-        <w:r>
-          <w:rPr>
-            <w:rStyle w:val="Hyperlink"/>
-            <w:sz w:val="22"/>
-            <w:szCs w:val="22"/>
-          </w:rPr>
-          <w:t>https://github.com/IntelLabs/ScalableVectorSearch</w:t>
-        </w:r>
-      </w:hyperlink>
-      <w:r>
-        <w:rPr>
-          <w:sz w:val="22"/>
-          <w:szCs w:val="22"/>
-        </w:rPr>
-        <w:t>). Published papers in VLDB’23 and TMLR’24 (</w:t>
-      </w:r>
-      <w:r>
-        <w:rPr>
-          <w:b/>
-          <w:bCs/>
-          <w:sz w:val="22"/>
-          <w:szCs w:val="22"/>
-        </w:rPr>
-        <w:t>selected as featured certification</w:t>
-      </w:r>
-      <w:r>
-        <w:rPr>
-          <w:sz w:val="22"/>
-          <w:szCs w:val="22"/>
-        </w:rPr>
-        <w:t>)</w:t>
-      </w:r>
-      <w:r>
-        <w:rPr>
-          <w:sz w:val="22"/>
-          <w:szCs w:val="22"/>
-        </w:rPr>
-        <w:t xml:space="preserve">. </w:t>
-      </w:r>
-      <w:r>
-        <w:rPr>
-          <w:color w:val="000000"/>
-          <w:sz w:val="22"/>
-          <w:szCs w:val="22"/>
-        </w:rPr>
-        <w:t>Received a Divisional Recognition Award (DRA) in 2025 for this work.</w:t>
+          <w:color w:val="000000"/>
+          <w:sz w:val="22"/>
+          <w:szCs w:val="22"/>
+        </w:rPr>
+        <w:t>Worked on p</w:t>
+      </w:r>
+      <w:r>
+        <w:rPr>
+          <w:color w:val="000000"/>
+          <w:sz w:val="22"/>
+          <w:szCs w:val="22"/>
+        </w:rPr>
+        <w:t xml:space="preserve">erformance </w:t>
+      </w:r>
+      <w:r>
+        <w:rPr>
+          <w:color w:val="000000"/>
+          <w:sz w:val="22"/>
+          <w:szCs w:val="22"/>
+        </w:rPr>
+        <w:t>modelling</w:t>
+      </w:r>
+      <w:r>
+        <w:rPr>
+          <w:color w:val="000000"/>
+          <w:sz w:val="22"/>
+          <w:szCs w:val="22"/>
+        </w:rPr>
+        <w:t xml:space="preserve">, </w:t>
+      </w:r>
+      <w:r>
+        <w:rPr>
+          <w:color w:val="000000"/>
+          <w:sz w:val="22"/>
+          <w:szCs w:val="22"/>
+        </w:rPr>
+        <w:t>projection,</w:t>
+      </w:r>
+      <w:r>
+        <w:rPr>
+          <w:color w:val="000000"/>
+          <w:sz w:val="22"/>
+          <w:szCs w:val="22"/>
+        </w:rPr>
+        <w:t xml:space="preserve"> and design space exploration of SPARC processors</w:t>
+      </w:r>
+      <w:r>
+        <w:rPr>
+          <w:color w:val="000000"/>
+          <w:sz w:val="22"/>
+          <w:szCs w:val="22"/>
+        </w:rPr>
+        <w:t>.</w:t>
       </w:r>
     </w:p>
     <w:p>
@@ -683,57 +1248,114 @@
       </w:pPr>
       <w:r>
         <w:rPr>
-          <w:sz w:val="22"/>
-          <w:szCs w:val="22"/>
-        </w:rPr>
-        <w:t xml:space="preserve">Efficient KV Cache handling using </w:t>
-      </w:r>
-      <w:r>
-        <w:rPr>
-          <w:sz w:val="22"/>
-          <w:szCs w:val="22"/>
-        </w:rPr>
-        <w:t>Retrieval-</w:t>
-      </w:r>
-      <w:r>
-        <w:rPr>
-          <w:sz w:val="22"/>
-          <w:szCs w:val="22"/>
-        </w:rPr>
-        <w:t>based attention</w:t>
-      </w:r>
-      <w:r>
-        <w:rPr>
-          <w:sz w:val="22"/>
-          <w:szCs w:val="22"/>
-        </w:rPr>
-        <w:t xml:space="preserve"> and offloading most of the KVs to cheaper CPU/Disk memory to enable longer context or fitting bigger LLMs on smaller GPUs.</w:t>
-      </w:r>
-      <w:r>
-        <w:rPr>
-          <w:color w:val="000000"/>
-          <w:sz w:val="22"/>
-          <w:szCs w:val="22"/>
-        </w:rPr>
-        <w:t xml:space="preserve"> This effort is inspired by </w:t>
-      </w:r>
-      <w:proofErr w:type="spellStart"/>
-      <w:r>
-        <w:rPr>
-          <w:color w:val="000000"/>
-          <w:sz w:val="22"/>
-          <w:szCs w:val="22"/>
-        </w:rPr>
-        <w:t>Retroinfer</w:t>
-      </w:r>
-      <w:proofErr w:type="spellEnd"/>
-      <w:r>
-        <w:rPr>
-          <w:color w:val="000000"/>
-          <w:sz w:val="22"/>
-          <w:szCs w:val="22"/>
-        </w:rPr>
-        <w:t xml:space="preserve"> work from Microsoft, but I was working on more deeper and interesting system problems for more efficient without impacting accuracy.</w:t>
+          <w:color w:val="000000"/>
+          <w:sz w:val="22"/>
+          <w:szCs w:val="22"/>
+        </w:rPr>
+        <w:t>Responsible for modeling and mai</w:t>
+      </w:r>
+      <w:r>
+        <w:rPr>
+          <w:color w:val="000000"/>
+          <w:sz w:val="22"/>
+          <w:szCs w:val="22"/>
+        </w:rPr>
+        <w:t>ntaining memory-controller and database-a</w:t>
+      </w:r>
+      <w:r>
+        <w:rPr>
+          <w:color w:val="000000"/>
+          <w:sz w:val="22"/>
+          <w:szCs w:val="22"/>
+        </w:rPr>
+        <w:t>ccelerator modules</w:t>
+      </w:r>
+      <w:r>
+        <w:rPr>
+          <w:color w:val="000000"/>
+          <w:sz w:val="22"/>
+          <w:szCs w:val="22"/>
+        </w:rPr>
+        <w:t>.</w:t>
+      </w:r>
+    </w:p>
+    <w:p>
+      <w:pPr>
+        <w:tabs>
+          <w:tab w:val="left" w:pos="3735"/>
+        </w:tabs>
+        <w:spacing w:before="120"/>
+        <w:rPr>
+          <w:sz w:val="22"/>
+          <w:szCs w:val="22"/>
+        </w:rPr>
+      </w:pPr>
+      <w:r>
+        <w:rPr>
+          <w:b/>
+          <w:i/>
+          <w:sz w:val="22"/>
+          <w:szCs w:val="22"/>
+        </w:rPr>
+        <w:t>Research Assistant</w:t>
+      </w:r>
+      <w:r>
+        <w:rPr>
+          <w:b/>
+          <w:i/>
+          <w:sz w:val="22"/>
+          <w:szCs w:val="22"/>
+        </w:rPr>
+        <w:t xml:space="preserve">, </w:t>
+      </w:r>
+      <w:r>
+        <w:rPr>
+          <w:sz w:val="22"/>
+          <w:szCs w:val="22"/>
+        </w:rPr>
+        <w:t>Memory Systems Research Lab</w:t>
+      </w:r>
+      <w:r>
+        <w:rPr>
+          <w:sz w:val="22"/>
+          <w:szCs w:val="22"/>
+        </w:rPr>
+        <w:t xml:space="preserve">, Dept. of ECE, </w:t>
+      </w:r>
+      <w:r>
+        <w:rPr>
+          <w:sz w:val="22"/>
+          <w:szCs w:val="22"/>
+        </w:rPr>
+        <w:t xml:space="preserve">in </w:t>
+      </w:r>
+      <w:r>
+        <w:rPr>
+          <w:sz w:val="22"/>
+          <w:szCs w:val="22"/>
+        </w:rPr>
+        <w:t>University</w:t>
+      </w:r>
+      <w:r>
+        <w:rPr>
+          <w:sz w:val="22"/>
+          <w:szCs w:val="22"/>
+        </w:rPr>
+        <w:t xml:space="preserve"> of Maryland (Sep 2010 – May 2014</w:t>
+      </w:r>
+      <w:r>
+        <w:rPr>
+          <w:sz w:val="22"/>
+          <w:szCs w:val="22"/>
+        </w:rPr>
+        <w:t>)</w:t>
+      </w:r>
+      <w:r>
+        <w:rPr>
+          <w:sz w:val="22"/>
+          <w:szCs w:val="22"/>
+        </w:rPr>
+        <w:t xml:space="preserve"> </w:t>
       </w:r>
     </w:p>
     <w:p>
@@ -751,20 +1373,39 @@
       </w:pPr>
       <w:r>
         <w:rPr>
-          <w:sz w:val="22"/>
-          <w:szCs w:val="22"/>
-        </w:rPr>
-        <w:t>Designed</w:t>
-      </w:r>
-      <w:r>
-        <w:rPr>
-          <w:sz w:val="22"/>
-          <w:szCs w:val="22"/>
-        </w:rPr>
-        <w:t xml:space="preserve"> efficient compute and memory architecture for emerging applications like Deep Learning.</w:t>
-      </w:r>
-      <w:r>
-        <w:rPr>
+          <w:color w:val="000000"/>
+          <w:sz w:val="22"/>
+          <w:szCs w:val="22"/>
+        </w:rPr>
+        <w:t xml:space="preserve">Proposed novel DRAM </w:t>
+      </w:r>
+      <w:r>
+        <w:rPr>
+          <w:color w:val="000000"/>
+          <w:sz w:val="22"/>
+          <w:szCs w:val="22"/>
+        </w:rPr>
+        <w:t xml:space="preserve">refresh </w:t>
+      </w:r>
+      <w:r>
+        <w:rPr>
+          <w:color w:val="000000"/>
+          <w:sz w:val="22"/>
+          <w:szCs w:val="22"/>
+        </w:rPr>
+        <w:t xml:space="preserve">and </w:t>
+      </w:r>
+      <w:r>
+        <w:rPr>
+          <w:color w:val="000000"/>
+          <w:sz w:val="22"/>
+          <w:szCs w:val="22"/>
+        </w:rPr>
+        <w:t>energy-efficient</w:t>
+      </w:r>
+      <w:r>
+        <w:rPr>
+          <w:color w:val="000000"/>
           <w:sz w:val="22"/>
           <w:szCs w:val="22"/>
         </w:rPr>
@@ -776,7 +1417,15 @@
           <w:sz w:val="22"/>
           <w:szCs w:val="22"/>
         </w:rPr>
-        <w:t>Received a Divisional Recognition Award (DRA) in 2018 for this work.</w:t>
+        <w:t>mechanisms</w:t>
+      </w:r>
+      <w:r>
+        <w:rPr>
+          <w:color w:val="000000"/>
+          <w:sz w:val="22"/>
+          <w:szCs w:val="22"/>
+        </w:rPr>
+        <w:t>.</w:t>
       </w:r>
     </w:p>
     <w:p>
@@ -794,85 +1443,11 @@
       </w:pPr>
       <w:r>
         <w:rPr>
-          <w:sz w:val="22"/>
-          <w:szCs w:val="22"/>
-        </w:rPr>
-        <w:t xml:space="preserve">Developed </w:t>
-      </w:r>
-      <w:r>
-        <w:rPr>
-          <w:sz w:val="22"/>
-          <w:szCs w:val="22"/>
-        </w:rPr>
-        <w:t xml:space="preserve">optimized GPU kernels for </w:t>
-      </w:r>
-      <w:r>
-        <w:rPr>
-          <w:sz w:val="22"/>
-          <w:szCs w:val="22"/>
-        </w:rPr>
-        <w:t xml:space="preserve">ML/DL workloads like </w:t>
-      </w:r>
-      <w:r>
-        <w:rPr>
-          <w:sz w:val="22"/>
-          <w:szCs w:val="22"/>
-        </w:rPr>
-        <w:t xml:space="preserve">Deep Learning Recommendation Model (DLRM), </w:t>
-      </w:r>
-      <w:r>
-        <w:rPr>
-          <w:sz w:val="22"/>
-          <w:szCs w:val="22"/>
-        </w:rPr>
-        <w:t xml:space="preserve">Graph Neural Networks, </w:t>
-      </w:r>
-      <w:r>
-        <w:rPr>
-          <w:sz w:val="22"/>
-          <w:szCs w:val="22"/>
-        </w:rPr>
-        <w:t>MLP layers used in other Vison and NLP applications.</w:t>
-      </w:r>
-      <w:r>
-        <w:rPr>
-          <w:color w:val="000000"/>
-          <w:sz w:val="22"/>
-          <w:szCs w:val="22"/>
-        </w:rPr>
-        <w:t xml:space="preserve"> Projected performance</w:t>
-      </w:r>
-      <w:r>
-        <w:rPr>
-          <w:color w:val="000000"/>
-          <w:sz w:val="22"/>
-          <w:szCs w:val="22"/>
-        </w:rPr>
-        <w:t xml:space="preserve"> </w:t>
-      </w:r>
-      <w:r>
-        <w:rPr>
-          <w:color w:val="000000"/>
-          <w:sz w:val="22"/>
-          <w:szCs w:val="22"/>
-        </w:rPr>
-        <w:t>based on detailed as well as high level simulators for</w:t>
-      </w:r>
-      <w:r>
-        <w:rPr>
-          <w:color w:val="000000"/>
-          <w:sz w:val="22"/>
-          <w:szCs w:val="22"/>
-        </w:rPr>
-        <w:t xml:space="preserve"> future products and recommended core/cache/</w:t>
-      </w:r>
-      <w:r>
-        <w:rPr>
-          <w:color w:val="000000"/>
-          <w:sz w:val="22"/>
-          <w:szCs w:val="22"/>
-        </w:rPr>
-        <w:t>memory features.</w:t>
+          <w:color w:val="000000"/>
+          <w:sz w:val="22"/>
+          <w:szCs w:val="22"/>
+        </w:rPr>
+        <w:t>Conducted research on applications of persistent memory.</w:t>
       </w:r>
     </w:p>
     <w:p>
@@ -894,23 +1469,58 @@
           <w:sz w:val="22"/>
           <w:szCs w:val="22"/>
         </w:rPr>
-        <w:t>Optimized DLRM embedding kernels on current Xeon machines and proposed new features</w:t>
-      </w:r>
-      <w:r>
-        <w:rPr>
-          <w:color w:val="000000"/>
-          <w:sz w:val="22"/>
-          <w:szCs w:val="22"/>
-        </w:rPr>
-        <w:t xml:space="preserve"> for future products</w:t>
-      </w:r>
-      <w:r>
-        <w:rPr>
-          <w:color w:val="000000"/>
-          <w:sz w:val="22"/>
-          <w:szCs w:val="22"/>
-        </w:rPr>
-        <w:t>.</w:t>
+        <w:t>Implemented reliable full-system simulation infrastructure (MARSSx86 integrated with DRAMSim2).</w:t>
+      </w:r>
+    </w:p>
+    <w:p>
+      <w:pPr>
+        <w:tabs>
+          <w:tab w:val="left" w:pos="3735"/>
+        </w:tabs>
+        <w:spacing w:before="120"/>
+        <w:rPr>
+          <w:sz w:val="22"/>
+          <w:szCs w:val="22"/>
+        </w:rPr>
+      </w:pPr>
+      <w:r>
+        <w:rPr>
+          <w:b/>
+          <w:i/>
+          <w:sz w:val="22"/>
+          <w:szCs w:val="22"/>
+        </w:rPr>
+        <w:t>Graduate Intern</w:t>
+      </w:r>
+      <w:r>
+        <w:rPr>
+          <w:b/>
+          <w:i/>
+          <w:sz w:val="22"/>
+          <w:szCs w:val="22"/>
+        </w:rPr>
+        <w:t xml:space="preserve">, </w:t>
+      </w:r>
+      <w:r>
+        <w:rPr>
+          <w:sz w:val="22"/>
+          <w:szCs w:val="22"/>
+        </w:rPr>
+        <w:t>Inte</w:t>
+      </w:r>
+      <w:r>
+        <w:rPr>
+          <w:sz w:val="22"/>
+          <w:szCs w:val="22"/>
+        </w:rPr>
+        <w:t>l Corporation, Hillsboro, USA (</w:t>
+      </w:r>
+      <w:r>
+        <w:rPr>
+          <w:sz w:val="22"/>
+          <w:szCs w:val="22"/>
+        </w:rPr>
+        <w:t>June 2013 – August 2013)</w:t>
       </w:r>
     </w:p>
     <w:p>
@@ -932,1964 +1542,23 @@
           <w:sz w:val="22"/>
           <w:szCs w:val="22"/>
         </w:rPr>
-        <w:t>I was rewarded and recognized interna</w:t>
-      </w:r>
-      <w:r>
-        <w:rPr>
-          <w:color w:val="000000"/>
-          <w:sz w:val="22"/>
-          <w:szCs w:val="22"/>
-        </w:rPr>
-        <w:t xml:space="preserve">lly </w:t>
-      </w:r>
-      <w:r>
-        <w:rPr>
-          <w:color w:val="000000"/>
-          <w:sz w:val="22"/>
-          <w:szCs w:val="22"/>
-        </w:rPr>
-        <w:t>multiple times for the above work</w:t>
-      </w:r>
-      <w:r>
-        <w:rPr>
-          <w:color w:val="000000"/>
-          <w:sz w:val="22"/>
-          <w:szCs w:val="22"/>
-        </w:rPr>
-        <w:t>.</w:t>
-      </w:r>
-      <w:r>
-        <w:rPr>
-          <w:color w:val="000000"/>
-          <w:sz w:val="22"/>
-          <w:szCs w:val="22"/>
-        </w:rPr>
-        <w:t xml:space="preserve"> </w:t>
-      </w:r>
-    </w:p>
-    <w:p>
-      <w:pPr>
-        <w:tabs>
-          <w:tab w:val="left" w:pos="3735"/>
-        </w:tabs>
-        <w:spacing w:before="120"/>
-        <w:jc w:val="both"/>
-        <w:rPr>
-          <w:b/>
-          <w:sz w:val="22"/>
-          <w:szCs w:val="22"/>
-        </w:rPr>
-      </w:pPr>
-      <w:r>
-        <w:rPr>
-          <w:b/>
-          <w:sz w:val="22"/>
-          <w:szCs w:val="22"/>
-        </w:rPr>
-        <w:t>Micro-architecture Research</w:t>
-      </w:r>
-      <w:r>
-        <w:rPr>
-          <w:b/>
-          <w:sz w:val="22"/>
-          <w:szCs w:val="22"/>
-        </w:rPr>
-        <w:t>:</w:t>
-      </w:r>
-    </w:p>
-    <w:p>
-      <w:pPr>
-        <w:pStyle w:val="ListParagraph"/>
-        <w:numPr>
-          <w:ilvl w:val="0"/>
-          <w:numId w:val="21"/>
-        </w:numPr>
-        <w:tabs>
-          <w:tab w:val="left" w:pos="3735"/>
-        </w:tabs>
-        <w:spacing w:before="120"/>
-        <w:jc w:val="both"/>
-        <w:rPr>
-          <w:sz w:val="22"/>
-          <w:szCs w:val="22"/>
-        </w:rPr>
-      </w:pPr>
-      <w:r>
-        <w:rPr>
-          <w:sz w:val="22"/>
-          <w:szCs w:val="22"/>
-        </w:rPr>
-        <w:t>NVM-based</w:t>
-      </w:r>
-      <w:r>
-        <w:rPr>
-          <w:sz w:val="22"/>
-          <w:szCs w:val="22"/>
-        </w:rPr>
-        <w:t xml:space="preserve"> LLC: Proposed novel techniques to mitigate </w:t>
-      </w:r>
-      <w:r>
-        <w:rPr>
-          <w:sz w:val="22"/>
-          <w:szCs w:val="22"/>
-        </w:rPr>
-        <w:t xml:space="preserve">long NVM write latency (published </w:t>
-      </w:r>
-      <w:r>
-        <w:rPr>
-          <w:sz w:val="22"/>
-          <w:szCs w:val="22"/>
-        </w:rPr>
-        <w:t>in ISCA-2018)</w:t>
-      </w:r>
-    </w:p>
-    <w:p>
-      <w:pPr>
-        <w:pStyle w:val="ListParagraph"/>
-        <w:numPr>
-          <w:ilvl w:val="0"/>
-          <w:numId w:val="21"/>
-        </w:numPr>
-        <w:tabs>
-          <w:tab w:val="left" w:pos="3735"/>
-        </w:tabs>
-        <w:spacing w:before="120"/>
-        <w:jc w:val="both"/>
-        <w:rPr>
-          <w:sz w:val="22"/>
-          <w:szCs w:val="22"/>
-        </w:rPr>
-      </w:pPr>
-      <w:r>
-        <w:rPr>
-          <w:sz w:val="22"/>
-          <w:szCs w:val="22"/>
-        </w:rPr>
-        <w:t>Memory aware reordered source (MARS): to reshape the memory traffic for ef</w:t>
-      </w:r>
-      <w:r>
-        <w:rPr>
-          <w:sz w:val="22"/>
-          <w:szCs w:val="22"/>
-        </w:rPr>
-        <w:t>ficient memory bandwidth</w:t>
-      </w:r>
-      <w:r>
-        <w:rPr>
-          <w:sz w:val="22"/>
-          <w:szCs w:val="22"/>
-        </w:rPr>
-        <w:t>.</w:t>
-      </w:r>
-    </w:p>
-    <w:p>
-      <w:pPr>
-        <w:pStyle w:val="ListParagraph"/>
-        <w:numPr>
-          <w:ilvl w:val="0"/>
-          <w:numId w:val="21"/>
-        </w:numPr>
-        <w:tabs>
-          <w:tab w:val="left" w:pos="3735"/>
-        </w:tabs>
-        <w:spacing w:before="120"/>
-        <w:jc w:val="both"/>
-        <w:rPr>
-          <w:sz w:val="22"/>
-          <w:szCs w:val="22"/>
-        </w:rPr>
-      </w:pPr>
-      <w:r>
-        <w:rPr>
-          <w:sz w:val="22"/>
-          <w:szCs w:val="22"/>
-        </w:rPr>
-        <w:t>Adaptive Width Aware Core (AWAC): we used simple heuristics to intelligently provision resources in the core dynamically (part of work featured in IEDM'2017)</w:t>
-      </w:r>
-    </w:p>
-    <w:p>
-      <w:pPr>
-        <w:rPr>
-          <w:rStyle w:val="apple-converted-space"/>
-          <w:b/>
-          <w:color w:val="000000"/>
-          <w:sz w:val="22"/>
-          <w:szCs w:val="22"/>
-        </w:rPr>
-      </w:pPr>
-    </w:p>
-    <w:p>
-      <w:pPr>
-        <w:rPr>
-          <w:rStyle w:val="apple-converted-space"/>
-          <w:color w:val="000000"/>
-          <w:sz w:val="22"/>
-          <w:szCs w:val="22"/>
-        </w:rPr>
-      </w:pPr>
-      <w:r>
-        <w:rPr>
-          <w:rStyle w:val="apple-converted-space"/>
-          <w:b/>
-          <w:color w:val="000000"/>
-          <w:sz w:val="22"/>
-          <w:szCs w:val="22"/>
-        </w:rPr>
-        <w:t xml:space="preserve">Scalable </w:t>
-      </w:r>
-      <w:r>
-        <w:rPr>
-          <w:rStyle w:val="apple-converted-space"/>
-          <w:b/>
-          <w:color w:val="000000"/>
-          <w:sz w:val="22"/>
-          <w:szCs w:val="22"/>
-        </w:rPr>
-        <w:t>DRAM Refresh:</w:t>
-      </w:r>
-    </w:p>
-    <w:p>
-      <w:pPr>
-        <w:pStyle w:val="ListParagraph"/>
-        <w:numPr>
-          <w:ilvl w:val="0"/>
-          <w:numId w:val="13"/>
-        </w:numPr>
-        <w:rPr>
-          <w:rStyle w:val="apple-converted-space"/>
-          <w:color w:val="000000"/>
-          <w:sz w:val="22"/>
-          <w:szCs w:val="22"/>
-        </w:rPr>
-      </w:pPr>
-      <w:r>
-        <w:rPr>
-          <w:rStyle w:val="apple-converted-space"/>
-          <w:color w:val="000000"/>
-          <w:sz w:val="22"/>
-          <w:szCs w:val="22"/>
-        </w:rPr>
-        <w:t>Comprehensive e</w:t>
-      </w:r>
-      <w:r>
-        <w:rPr>
-          <w:rStyle w:val="apple-converted-space"/>
-          <w:color w:val="000000"/>
-          <w:sz w:val="22"/>
-          <w:szCs w:val="22"/>
-        </w:rPr>
-        <w:t>valua</w:t>
-      </w:r>
-      <w:r>
-        <w:rPr>
-          <w:rStyle w:val="apple-converted-space"/>
-          <w:color w:val="000000"/>
-          <w:sz w:val="22"/>
-          <w:szCs w:val="22"/>
-        </w:rPr>
-        <w:t>tion and survey of</w:t>
-      </w:r>
-      <w:r>
-        <w:rPr>
-          <w:rStyle w:val="apple-converted-space"/>
-          <w:color w:val="000000"/>
-          <w:sz w:val="22"/>
-          <w:szCs w:val="22"/>
-        </w:rPr>
-        <w:t xml:space="preserve"> </w:t>
-      </w:r>
-      <w:r>
-        <w:rPr>
-          <w:rStyle w:val="apple-converted-space"/>
-          <w:color w:val="000000"/>
-          <w:sz w:val="22"/>
-          <w:szCs w:val="22"/>
-        </w:rPr>
-        <w:t xml:space="preserve">DRAM </w:t>
-      </w:r>
-      <w:r>
-        <w:rPr>
-          <w:rStyle w:val="apple-converted-space"/>
-          <w:color w:val="000000"/>
-          <w:sz w:val="22"/>
-          <w:szCs w:val="22"/>
-        </w:rPr>
-        <w:t>refresh mechanisms, t</w:t>
-      </w:r>
-      <w:r>
-        <w:rPr>
-          <w:rStyle w:val="apple-converted-space"/>
-          <w:color w:val="000000"/>
-          <w:sz w:val="22"/>
-          <w:szCs w:val="22"/>
-        </w:rPr>
-        <w:t>rade-offs</w:t>
-      </w:r>
-      <w:r>
-        <w:rPr>
-          <w:rStyle w:val="apple-converted-space"/>
-          <w:color w:val="000000"/>
-          <w:sz w:val="22"/>
-          <w:szCs w:val="22"/>
-        </w:rPr>
-        <w:t>,</w:t>
-      </w:r>
-      <w:r>
-        <w:rPr>
-          <w:rStyle w:val="apple-converted-space"/>
-          <w:color w:val="000000"/>
-          <w:sz w:val="22"/>
-          <w:szCs w:val="22"/>
-        </w:rPr>
-        <w:t xml:space="preserve"> </w:t>
-      </w:r>
-      <w:r>
-        <w:rPr>
-          <w:rStyle w:val="apple-converted-space"/>
-          <w:noProof/>
-          <w:color w:val="000000"/>
-          <w:sz w:val="22"/>
-          <w:szCs w:val="22"/>
-        </w:rPr>
-        <w:t>and</w:t>
-      </w:r>
-      <w:r>
-        <w:rPr>
-          <w:rStyle w:val="apple-converted-space"/>
-          <w:color w:val="000000"/>
-          <w:sz w:val="22"/>
-          <w:szCs w:val="22"/>
-        </w:rPr>
-        <w:t xml:space="preserve"> penalties</w:t>
-      </w:r>
-      <w:r>
-        <w:rPr>
-          <w:rStyle w:val="apple-converted-space"/>
-          <w:color w:val="000000"/>
-          <w:sz w:val="22"/>
-          <w:szCs w:val="22"/>
-        </w:rPr>
-        <w:t xml:space="preserve">. We </w:t>
-      </w:r>
-      <w:r>
-        <w:rPr>
-          <w:rStyle w:val="apple-converted-space"/>
-          <w:color w:val="000000"/>
-          <w:sz w:val="22"/>
-          <w:szCs w:val="22"/>
-        </w:rPr>
-        <w:t xml:space="preserve">also </w:t>
-      </w:r>
-      <w:r>
-        <w:rPr>
-          <w:rStyle w:val="apple-converted-space"/>
-          <w:color w:val="000000"/>
-          <w:sz w:val="22"/>
-          <w:szCs w:val="22"/>
-        </w:rPr>
-        <w:t>clarify</w:t>
-      </w:r>
-      <w:r>
-        <w:rPr>
-          <w:rStyle w:val="apple-converted-space"/>
-          <w:color w:val="000000"/>
-          <w:sz w:val="22"/>
-          <w:szCs w:val="22"/>
-        </w:rPr>
-        <w:t xml:space="preserve"> prevalent </w:t>
-      </w:r>
-      <w:r>
-        <w:rPr>
-          <w:rStyle w:val="apple-converted-space"/>
-          <w:color w:val="000000"/>
-          <w:sz w:val="22"/>
-          <w:szCs w:val="22"/>
-        </w:rPr>
-        <w:t>confusion with refresh options and timings available in JEDEC-specified</w:t>
-      </w:r>
-      <w:r>
-        <w:rPr>
-          <w:rStyle w:val="apple-converted-space"/>
-          <w:color w:val="000000"/>
-          <w:sz w:val="22"/>
-          <w:szCs w:val="22"/>
-        </w:rPr>
-        <w:t xml:space="preserve"> DDR devices.</w:t>
-      </w:r>
-      <w:r>
-        <w:rPr>
-          <w:rStyle w:val="apple-converted-space"/>
-          <w:color w:val="000000"/>
-          <w:sz w:val="22"/>
-          <w:szCs w:val="22"/>
-        </w:rPr>
-        <w:t xml:space="preserve"> </w:t>
-      </w:r>
-      <w:r>
-        <w:rPr>
-          <w:rStyle w:val="apple-converted-space"/>
-          <w:color w:val="000000"/>
-          <w:sz w:val="22"/>
-          <w:szCs w:val="22"/>
-        </w:rPr>
-        <w:t xml:space="preserve">This study </w:t>
-      </w:r>
-      <w:r>
-        <w:rPr>
-          <w:rStyle w:val="apple-converted-space"/>
-          <w:color w:val="000000"/>
-          <w:sz w:val="22"/>
-          <w:szCs w:val="22"/>
-        </w:rPr>
-        <w:t xml:space="preserve">was </w:t>
-      </w:r>
-      <w:r>
-        <w:rPr>
-          <w:rStyle w:val="apple-converted-space"/>
-          <w:color w:val="000000"/>
-          <w:sz w:val="22"/>
-          <w:szCs w:val="22"/>
-        </w:rPr>
-        <w:t>published</w:t>
-      </w:r>
-      <w:r>
-        <w:rPr>
-          <w:rStyle w:val="apple-converted-space"/>
-          <w:color w:val="000000"/>
-          <w:sz w:val="22"/>
-          <w:szCs w:val="22"/>
-        </w:rPr>
-        <w:t xml:space="preserve"> in</w:t>
-      </w:r>
-      <w:r>
-        <w:rPr>
-          <w:rStyle w:val="apple-converted-space"/>
-          <w:color w:val="000000"/>
-          <w:sz w:val="22"/>
-          <w:szCs w:val="22"/>
-        </w:rPr>
-        <w:t xml:space="preserve"> Transactions on Computers</w:t>
-      </w:r>
-      <w:r>
-        <w:rPr>
-          <w:rStyle w:val="apple-converted-space"/>
-          <w:color w:val="000000"/>
-          <w:sz w:val="22"/>
-          <w:szCs w:val="22"/>
-        </w:rPr>
-        <w:t>, 2015 (</w:t>
-      </w:r>
-      <w:hyperlink r:id="rId10" w:history="1">
-        <w:r>
-          <w:rPr>
-            <w:rStyle w:val="Hyperlink"/>
-            <w:sz w:val="22"/>
-            <w:szCs w:val="22"/>
-          </w:rPr>
-          <w:t>Weblink</w:t>
-        </w:r>
-      </w:hyperlink>
-      <w:r>
-        <w:rPr>
-          <w:rStyle w:val="apple-converted-space"/>
-          <w:color w:val="000000"/>
-          <w:sz w:val="22"/>
-          <w:szCs w:val="22"/>
-        </w:rPr>
-        <w:t>)</w:t>
-      </w:r>
-      <w:r>
-        <w:rPr>
-          <w:rStyle w:val="apple-converted-space"/>
-          <w:color w:val="000000"/>
-          <w:sz w:val="22"/>
-          <w:szCs w:val="22"/>
-        </w:rPr>
-        <w:t>.</w:t>
-      </w:r>
-    </w:p>
-    <w:p>
-      <w:pPr>
-        <w:pStyle w:val="ListParagraph"/>
-        <w:numPr>
-          <w:ilvl w:val="0"/>
-          <w:numId w:val="13"/>
-        </w:numPr>
-        <w:rPr>
-          <w:rStyle w:val="apple-converted-space"/>
-          <w:color w:val="000000"/>
-          <w:sz w:val="22"/>
-          <w:szCs w:val="22"/>
-        </w:rPr>
-      </w:pPr>
-      <w:r>
-        <w:rPr>
-          <w:rStyle w:val="apple-converted-space"/>
-          <w:color w:val="000000"/>
-          <w:sz w:val="22"/>
-          <w:szCs w:val="22"/>
-        </w:rPr>
-        <w:t xml:space="preserve">Proposed </w:t>
-      </w:r>
-      <w:r>
-        <w:rPr>
-          <w:rStyle w:val="apple-converted-space"/>
-          <w:color w:val="000000"/>
-          <w:sz w:val="22"/>
-          <w:szCs w:val="22"/>
-        </w:rPr>
-        <w:t xml:space="preserve">simple modification </w:t>
-      </w:r>
-      <w:r>
-        <w:rPr>
-          <w:rStyle w:val="apple-converted-space"/>
-          <w:color w:val="000000"/>
-          <w:sz w:val="22"/>
-          <w:szCs w:val="22"/>
-        </w:rPr>
-        <w:t xml:space="preserve">in </w:t>
-      </w:r>
-      <w:r>
-        <w:rPr>
-          <w:rStyle w:val="apple-converted-space"/>
-          <w:color w:val="000000"/>
-          <w:sz w:val="22"/>
-          <w:szCs w:val="22"/>
-        </w:rPr>
-        <w:t>DRAM device to</w:t>
-      </w:r>
-      <w:r>
-        <w:rPr>
-          <w:rStyle w:val="apple-converted-space"/>
-          <w:color w:val="000000"/>
-          <w:sz w:val="22"/>
-          <w:szCs w:val="22"/>
-        </w:rPr>
-        <w:t xml:space="preserve"> </w:t>
-      </w:r>
-      <w:r>
-        <w:rPr>
-          <w:rStyle w:val="apple-converted-space"/>
-          <w:color w:val="000000"/>
-          <w:sz w:val="22"/>
-          <w:szCs w:val="22"/>
-        </w:rPr>
-        <w:t>enable</w:t>
-      </w:r>
-      <w:r>
-        <w:rPr>
-          <w:rStyle w:val="apple-converted-space"/>
-          <w:color w:val="000000"/>
-          <w:sz w:val="22"/>
-          <w:szCs w:val="22"/>
-        </w:rPr>
-        <w:t xml:space="preserve"> </w:t>
-      </w:r>
-      <w:r>
-        <w:rPr>
-          <w:rStyle w:val="apple-converted-space"/>
-          <w:i/>
-          <w:color w:val="000000"/>
-          <w:sz w:val="22"/>
-          <w:szCs w:val="22"/>
-        </w:rPr>
-        <w:t>refreshes reduction</w:t>
-      </w:r>
-      <w:r>
-        <w:rPr>
-          <w:rStyle w:val="apple-converted-space"/>
-          <w:color w:val="000000"/>
-          <w:sz w:val="22"/>
-          <w:szCs w:val="22"/>
-        </w:rPr>
-        <w:t xml:space="preserve"> with optimized auto-refresh commands rather than in-efficient row-level refresh commands.</w:t>
-      </w:r>
-      <w:r>
-        <w:rPr>
-          <w:rStyle w:val="apple-converted-space"/>
-          <w:color w:val="000000"/>
-          <w:sz w:val="22"/>
-          <w:szCs w:val="22"/>
-        </w:rPr>
-        <w:t xml:space="preserve"> This work </w:t>
-      </w:r>
-      <w:r>
-        <w:rPr>
-          <w:rStyle w:val="apple-converted-space"/>
-          <w:color w:val="000000"/>
-          <w:sz w:val="22"/>
-          <w:szCs w:val="22"/>
-        </w:rPr>
-        <w:t xml:space="preserve">was </w:t>
-      </w:r>
-      <w:r>
-        <w:rPr>
-          <w:rStyle w:val="apple-converted-space"/>
-          <w:color w:val="000000"/>
-          <w:sz w:val="22"/>
-          <w:szCs w:val="22"/>
-        </w:rPr>
-        <w:t>published</w:t>
-      </w:r>
-      <w:r>
-        <w:rPr>
-          <w:rStyle w:val="apple-converted-space"/>
-          <w:color w:val="000000"/>
-          <w:sz w:val="22"/>
-          <w:szCs w:val="22"/>
-        </w:rPr>
-        <w:t xml:space="preserve"> in ISCA-20</w:t>
-      </w:r>
-      <w:r>
-        <w:rPr>
-          <w:rStyle w:val="apple-converted-space"/>
-          <w:color w:val="000000"/>
-          <w:sz w:val="22"/>
-          <w:szCs w:val="22"/>
-        </w:rPr>
-        <w:t>15</w:t>
-      </w:r>
-      <w:r>
-        <w:rPr>
-          <w:rStyle w:val="apple-converted-space"/>
-          <w:color w:val="000000"/>
-          <w:sz w:val="22"/>
-          <w:szCs w:val="22"/>
-        </w:rPr>
-        <w:t xml:space="preserve"> </w:t>
-      </w:r>
-      <w:r>
-        <w:rPr>
-          <w:rStyle w:val="apple-converted-space"/>
-          <w:color w:val="000000"/>
-          <w:sz w:val="22"/>
-          <w:szCs w:val="22"/>
-        </w:rPr>
-        <w:t>(</w:t>
-      </w:r>
-      <w:hyperlink r:id="rId11" w:history="1">
-        <w:r>
-          <w:rPr>
-            <w:rStyle w:val="Hyperlink"/>
-            <w:sz w:val="22"/>
-            <w:szCs w:val="22"/>
-          </w:rPr>
-          <w:t>Weblink</w:t>
-        </w:r>
-      </w:hyperlink>
-      <w:r>
-        <w:rPr>
-          <w:rStyle w:val="apple-converted-space"/>
-          <w:color w:val="000000"/>
-          <w:sz w:val="22"/>
-          <w:szCs w:val="22"/>
-        </w:rPr>
-        <w:t>)</w:t>
-      </w:r>
-      <w:r>
-        <w:rPr>
-          <w:rStyle w:val="apple-converted-space"/>
-          <w:color w:val="000000"/>
-          <w:sz w:val="22"/>
-          <w:szCs w:val="22"/>
-        </w:rPr>
-        <w:t>.</w:t>
-      </w:r>
-    </w:p>
-    <w:p>
-      <w:pPr>
-        <w:rPr>
-          <w:rStyle w:val="apple-converted-space"/>
-          <w:b/>
-          <w:color w:val="000000"/>
-          <w:sz w:val="22"/>
-          <w:szCs w:val="22"/>
-        </w:rPr>
-      </w:pPr>
-    </w:p>
-    <w:p>
-      <w:pPr>
-        <w:rPr>
-          <w:rStyle w:val="apple-converted-space"/>
-          <w:color w:val="000000"/>
-          <w:sz w:val="22"/>
-          <w:szCs w:val="22"/>
-        </w:rPr>
-      </w:pPr>
-      <w:r>
-        <w:rPr>
-          <w:rStyle w:val="apple-converted-space"/>
-          <w:b/>
-          <w:color w:val="000000"/>
-          <w:sz w:val="22"/>
-          <w:szCs w:val="22"/>
-        </w:rPr>
-        <w:t>Energy Efficient Memory</w:t>
-      </w:r>
-      <w:r>
-        <w:rPr>
-          <w:rStyle w:val="apple-converted-space"/>
-          <w:b/>
-          <w:color w:val="000000"/>
-          <w:sz w:val="22"/>
-          <w:szCs w:val="22"/>
-        </w:rPr>
-        <w:t>:</w:t>
-      </w:r>
-    </w:p>
-    <w:p>
-      <w:pPr>
-        <w:pStyle w:val="ListParagraph"/>
-        <w:numPr>
-          <w:ilvl w:val="0"/>
-          <w:numId w:val="7"/>
-        </w:numPr>
-        <w:rPr>
-          <w:color w:val="000000"/>
-          <w:sz w:val="22"/>
-          <w:szCs w:val="22"/>
-        </w:rPr>
-      </w:pPr>
-      <w:r>
-        <w:rPr>
-          <w:rStyle w:val="apple-converted-space"/>
-          <w:color w:val="000000"/>
-          <w:sz w:val="22"/>
-          <w:szCs w:val="22"/>
-        </w:rPr>
-        <w:t>Proposed</w:t>
-      </w:r>
-      <w:r>
-        <w:rPr>
-          <w:rStyle w:val="apple-converted-space"/>
-          <w:color w:val="000000"/>
-          <w:sz w:val="22"/>
-          <w:szCs w:val="22"/>
-        </w:rPr>
-        <w:t xml:space="preserve"> </w:t>
-      </w:r>
-      <w:r>
-        <w:rPr>
-          <w:rStyle w:val="apple-converted-space"/>
-          <w:color w:val="000000"/>
-          <w:sz w:val="22"/>
-          <w:szCs w:val="22"/>
-        </w:rPr>
-        <w:t xml:space="preserve">novel </w:t>
-      </w:r>
-      <w:r>
-        <w:rPr>
-          <w:rStyle w:val="apple-converted-space"/>
-          <w:color w:val="000000"/>
-          <w:sz w:val="22"/>
-          <w:szCs w:val="22"/>
-        </w:rPr>
-        <w:t xml:space="preserve">techniques to simultaneously minimize two important types of DRAM </w:t>
-      </w:r>
-      <w:r>
-        <w:rPr>
-          <w:rStyle w:val="apple-converted-space"/>
-          <w:color w:val="000000"/>
-          <w:sz w:val="22"/>
-          <w:szCs w:val="22"/>
-        </w:rPr>
-        <w:t>energy components</w:t>
-      </w:r>
-      <w:r>
-        <w:rPr>
-          <w:rStyle w:val="apple-converted-space"/>
-          <w:color w:val="000000"/>
-          <w:sz w:val="22"/>
-          <w:szCs w:val="22"/>
-        </w:rPr>
-        <w:t xml:space="preserve">: </w:t>
-      </w:r>
-      <w:r>
-        <w:rPr>
-          <w:rStyle w:val="apple-converted-space"/>
-          <w:i/>
-          <w:color w:val="000000"/>
-          <w:sz w:val="22"/>
-          <w:szCs w:val="22"/>
-        </w:rPr>
-        <w:t xml:space="preserve">background </w:t>
-      </w:r>
-      <w:r>
-        <w:rPr>
-          <w:rStyle w:val="apple-converted-space"/>
-          <w:i/>
-          <w:color w:val="000000"/>
-          <w:sz w:val="22"/>
-          <w:szCs w:val="22"/>
-        </w:rPr>
-        <w:t>and refresh</w:t>
-      </w:r>
-      <w:r>
-        <w:rPr>
-          <w:rStyle w:val="apple-converted-space"/>
-          <w:color w:val="000000"/>
-          <w:sz w:val="22"/>
-          <w:szCs w:val="22"/>
-        </w:rPr>
-        <w:t>.</w:t>
-      </w:r>
-      <w:r>
-        <w:rPr>
-          <w:rStyle w:val="apple-converted-space"/>
-          <w:color w:val="000000"/>
-          <w:sz w:val="22"/>
-          <w:szCs w:val="22"/>
-        </w:rPr>
-        <w:t xml:space="preserve"> </w:t>
-      </w:r>
-      <w:r>
-        <w:rPr>
-          <w:rStyle w:val="apple-converted-space"/>
-          <w:color w:val="000000"/>
-          <w:sz w:val="22"/>
-          <w:szCs w:val="22"/>
-        </w:rPr>
-        <w:t xml:space="preserve">Our </w:t>
-      </w:r>
-      <w:r>
-        <w:rPr>
-          <w:rStyle w:val="apple-converted-space"/>
-          <w:color w:val="000000"/>
-          <w:sz w:val="22"/>
-          <w:szCs w:val="22"/>
-        </w:rPr>
-        <w:t>novel</w:t>
-      </w:r>
-      <w:r>
-        <w:rPr>
-          <w:sz w:val="22"/>
-          <w:szCs w:val="22"/>
-        </w:rPr>
-        <w:t xml:space="preserve"> </w:t>
-      </w:r>
-      <w:r>
-        <w:rPr>
-          <w:sz w:val="22"/>
-          <w:szCs w:val="22"/>
-        </w:rPr>
-        <w:t>scheme</w:t>
-      </w:r>
-      <w:r>
-        <w:rPr>
-          <w:sz w:val="22"/>
-          <w:szCs w:val="22"/>
-        </w:rPr>
-        <w:t>s</w:t>
-      </w:r>
-      <w:r>
-        <w:rPr>
-          <w:sz w:val="22"/>
-          <w:szCs w:val="22"/>
-        </w:rPr>
-        <w:t xml:space="preserve"> </w:t>
-      </w:r>
-      <w:r>
-        <w:rPr>
-          <w:sz w:val="22"/>
-          <w:szCs w:val="22"/>
-        </w:rPr>
-        <w:t>called “</w:t>
-      </w:r>
-      <w:r>
-        <w:rPr>
-          <w:i/>
-          <w:sz w:val="22"/>
-          <w:szCs w:val="22"/>
-        </w:rPr>
-        <w:t>Coordinated Refresh</w:t>
-      </w:r>
-      <w:r>
-        <w:rPr>
-          <w:sz w:val="22"/>
-          <w:szCs w:val="22"/>
-        </w:rPr>
-        <w:t xml:space="preserve">” </w:t>
-      </w:r>
-      <w:r>
-        <w:rPr>
-          <w:sz w:val="22"/>
-          <w:szCs w:val="22"/>
-        </w:rPr>
-        <w:t>sched</w:t>
-      </w:r>
-      <w:r>
-        <w:rPr>
-          <w:sz w:val="22"/>
-          <w:szCs w:val="22"/>
-        </w:rPr>
-        <w:t>ule</w:t>
-      </w:r>
-      <w:r>
-        <w:rPr>
-          <w:sz w:val="22"/>
-          <w:szCs w:val="22"/>
-        </w:rPr>
-        <w:t xml:space="preserve"> </w:t>
-      </w:r>
-      <w:r>
-        <w:rPr>
-          <w:sz w:val="22"/>
-          <w:szCs w:val="22"/>
-        </w:rPr>
-        <w:t xml:space="preserve">refresh </w:t>
-      </w:r>
-      <w:r>
-        <w:rPr>
-          <w:sz w:val="22"/>
-          <w:szCs w:val="22"/>
-        </w:rPr>
-        <w:t xml:space="preserve">operations </w:t>
-      </w:r>
-      <w:r>
-        <w:rPr>
-          <w:sz w:val="22"/>
-          <w:szCs w:val="22"/>
-        </w:rPr>
-        <w:t>and power down mode</w:t>
-      </w:r>
-      <w:r>
-        <w:rPr>
-          <w:sz w:val="22"/>
-          <w:szCs w:val="22"/>
-        </w:rPr>
-        <w:t xml:space="preserve">s in such a way that </w:t>
-      </w:r>
-      <w:r>
-        <w:rPr>
-          <w:sz w:val="22"/>
-          <w:szCs w:val="22"/>
-        </w:rPr>
-        <w:t xml:space="preserve">energy consumption </w:t>
-      </w:r>
-      <w:r>
-        <w:rPr>
-          <w:sz w:val="22"/>
-          <w:szCs w:val="22"/>
-        </w:rPr>
-        <w:t xml:space="preserve">is reduced </w:t>
-      </w:r>
-      <w:r>
-        <w:rPr>
-          <w:sz w:val="22"/>
-          <w:szCs w:val="22"/>
-        </w:rPr>
-        <w:t xml:space="preserve">while improving </w:t>
-      </w:r>
-      <w:r>
-        <w:rPr>
-          <w:sz w:val="22"/>
-          <w:szCs w:val="22"/>
-        </w:rPr>
-        <w:t>performance.</w:t>
-      </w:r>
-      <w:r>
-        <w:rPr>
-          <w:sz w:val="22"/>
-          <w:szCs w:val="22"/>
-        </w:rPr>
-        <w:t xml:space="preserve"> This work</w:t>
-      </w:r>
-      <w:r>
-        <w:rPr>
-          <w:sz w:val="22"/>
-          <w:szCs w:val="22"/>
-        </w:rPr>
-        <w:t xml:space="preserve"> </w:t>
-      </w:r>
-      <w:r>
-        <w:rPr>
-          <w:sz w:val="22"/>
-          <w:szCs w:val="22"/>
-        </w:rPr>
-        <w:t xml:space="preserve">was </w:t>
-      </w:r>
-      <w:r>
-        <w:rPr>
-          <w:sz w:val="22"/>
-          <w:szCs w:val="22"/>
-        </w:rPr>
-        <w:t xml:space="preserve">accepted in </w:t>
-      </w:r>
-      <w:r>
-        <w:rPr>
-          <w:sz w:val="22"/>
-          <w:szCs w:val="22"/>
-        </w:rPr>
-        <w:t>ISLPED-20</w:t>
-      </w:r>
-      <w:r>
-        <w:rPr>
-          <w:sz w:val="22"/>
-          <w:szCs w:val="22"/>
-        </w:rPr>
-        <w:t xml:space="preserve">13 </w:t>
-      </w:r>
-      <w:r>
-        <w:rPr>
-          <w:sz w:val="22"/>
-          <w:szCs w:val="22"/>
-        </w:rPr>
-        <w:t>for</w:t>
-      </w:r>
-      <w:r>
-        <w:rPr>
-          <w:sz w:val="22"/>
-          <w:szCs w:val="22"/>
-        </w:rPr>
-        <w:t xml:space="preserve"> </w:t>
-      </w:r>
-      <w:r>
-        <w:rPr>
-          <w:sz w:val="22"/>
-          <w:szCs w:val="22"/>
-        </w:rPr>
-        <w:t>presentation</w:t>
-      </w:r>
-      <w:r>
-        <w:rPr>
-          <w:sz w:val="22"/>
-          <w:szCs w:val="22"/>
-        </w:rPr>
-        <w:t xml:space="preserve"> </w:t>
-      </w:r>
-      <w:r>
-        <w:rPr>
-          <w:sz w:val="22"/>
-          <w:szCs w:val="22"/>
-        </w:rPr>
-        <w:t>(</w:t>
-      </w:r>
-      <w:hyperlink r:id="rId12" w:history="1">
-        <w:r>
-          <w:rPr>
-            <w:rStyle w:val="Hyperlink"/>
-            <w:sz w:val="22"/>
-            <w:szCs w:val="22"/>
-          </w:rPr>
-          <w:t>Weblink</w:t>
-        </w:r>
-      </w:hyperlink>
-      <w:r>
-        <w:t>)</w:t>
-      </w:r>
-      <w:r>
-        <w:rPr>
-          <w:sz w:val="22"/>
-          <w:szCs w:val="22"/>
-        </w:rPr>
-        <w:t>.</w:t>
-      </w:r>
-    </w:p>
-    <w:p>
-      <w:pPr>
-        <w:rPr>
-          <w:b/>
-          <w:sz w:val="22"/>
-          <w:szCs w:val="22"/>
-        </w:rPr>
-      </w:pPr>
-    </w:p>
-    <w:p>
-      <w:pPr>
-        <w:rPr>
-          <w:color w:val="000000"/>
-          <w:sz w:val="22"/>
-          <w:szCs w:val="22"/>
-        </w:rPr>
-      </w:pPr>
-      <w:proofErr w:type="gramStart"/>
-      <w:r>
-        <w:rPr>
-          <w:b/>
-          <w:sz w:val="22"/>
-          <w:szCs w:val="22"/>
-        </w:rPr>
-        <w:lastRenderedPageBreak/>
-        <w:t>High Capacity</w:t>
-      </w:r>
-      <w:proofErr w:type="gramEnd"/>
-      <w:r>
-        <w:rPr>
-          <w:b/>
-          <w:sz w:val="22"/>
-          <w:szCs w:val="22"/>
-        </w:rPr>
-        <w:t xml:space="preserve"> Memory</w:t>
-      </w:r>
-      <w:r>
-        <w:rPr>
-          <w:b/>
-          <w:sz w:val="22"/>
-          <w:szCs w:val="22"/>
-        </w:rPr>
-        <w:t>:</w:t>
-      </w:r>
-    </w:p>
-    <w:p>
-      <w:pPr>
-        <w:pStyle w:val="ListParagraph"/>
-        <w:numPr>
-          <w:ilvl w:val="0"/>
-          <w:numId w:val="8"/>
-        </w:numPr>
-        <w:rPr>
-          <w:color w:val="000000"/>
-          <w:sz w:val="22"/>
-          <w:szCs w:val="22"/>
-        </w:rPr>
-      </w:pPr>
-      <w:r>
-        <w:rPr>
-          <w:color w:val="000000"/>
-          <w:sz w:val="22"/>
-          <w:szCs w:val="22"/>
-        </w:rPr>
-        <w:t>Co-designed</w:t>
-      </w:r>
-      <w:r>
-        <w:rPr>
-          <w:color w:val="000000"/>
-          <w:sz w:val="22"/>
-          <w:szCs w:val="22"/>
-        </w:rPr>
-        <w:t xml:space="preserve"> </w:t>
-      </w:r>
-      <w:r>
-        <w:rPr>
-          <w:i/>
-          <w:color w:val="000000"/>
-          <w:sz w:val="22"/>
-          <w:szCs w:val="22"/>
-        </w:rPr>
-        <w:t>parameterized simulation</w:t>
-      </w:r>
-      <w:r>
-        <w:rPr>
-          <w:color w:val="000000"/>
-          <w:sz w:val="22"/>
-          <w:szCs w:val="22"/>
-        </w:rPr>
-        <w:t xml:space="preserve"> infrastruct</w:t>
-      </w:r>
-      <w:r>
-        <w:rPr>
-          <w:color w:val="000000"/>
-          <w:sz w:val="22"/>
-          <w:szCs w:val="22"/>
-        </w:rPr>
-        <w:t>ure to study various emerging Non-volatile Memory</w:t>
-      </w:r>
-      <w:r>
-        <w:rPr>
-          <w:color w:val="000000"/>
-          <w:sz w:val="22"/>
-          <w:szCs w:val="22"/>
-        </w:rPr>
-        <w:t xml:space="preserve"> (NVM) </w:t>
-      </w:r>
-      <w:r>
-        <w:rPr>
-          <w:color w:val="000000"/>
-          <w:sz w:val="22"/>
-          <w:szCs w:val="22"/>
-        </w:rPr>
-        <w:t>technologies,</w:t>
-      </w:r>
-      <w:r>
-        <w:rPr>
-          <w:color w:val="000000"/>
-          <w:sz w:val="22"/>
-          <w:szCs w:val="22"/>
-        </w:rPr>
-        <w:t xml:space="preserve"> organization, and latencies. We simulated </w:t>
-      </w:r>
-      <w:r>
-        <w:rPr>
-          <w:color w:val="000000"/>
-          <w:sz w:val="22"/>
-          <w:szCs w:val="22"/>
-        </w:rPr>
-        <w:t xml:space="preserve">a range of </w:t>
-      </w:r>
-      <w:r>
-        <w:rPr>
-          <w:color w:val="000000"/>
-          <w:sz w:val="22"/>
-          <w:szCs w:val="22"/>
-        </w:rPr>
-        <w:t>wo</w:t>
-      </w:r>
-      <w:r>
-        <w:rPr>
-          <w:color w:val="000000"/>
-          <w:sz w:val="22"/>
-          <w:szCs w:val="22"/>
-        </w:rPr>
-        <w:t xml:space="preserve">rkloads to understand performance </w:t>
-      </w:r>
-      <w:r>
-        <w:rPr>
-          <w:color w:val="000000"/>
-          <w:sz w:val="22"/>
-          <w:szCs w:val="22"/>
-        </w:rPr>
-        <w:t>tradeoffs</w:t>
-      </w:r>
-      <w:r>
-        <w:rPr>
-          <w:color w:val="000000"/>
-          <w:sz w:val="22"/>
-          <w:szCs w:val="22"/>
-        </w:rPr>
-        <w:t xml:space="preserve"> </w:t>
-      </w:r>
-      <w:r>
-        <w:rPr>
-          <w:color w:val="000000"/>
-          <w:sz w:val="22"/>
-          <w:szCs w:val="22"/>
-        </w:rPr>
-        <w:t xml:space="preserve">when </w:t>
-      </w:r>
-      <w:r>
-        <w:rPr>
-          <w:color w:val="000000"/>
-          <w:sz w:val="22"/>
-          <w:szCs w:val="22"/>
-        </w:rPr>
-        <w:t xml:space="preserve">NVM </w:t>
-      </w:r>
-      <w:r>
-        <w:rPr>
-          <w:color w:val="000000"/>
-          <w:sz w:val="22"/>
-          <w:szCs w:val="22"/>
-        </w:rPr>
-        <w:t xml:space="preserve">is </w:t>
-      </w:r>
-      <w:r>
-        <w:rPr>
-          <w:color w:val="000000"/>
-          <w:sz w:val="22"/>
-          <w:szCs w:val="22"/>
-        </w:rPr>
-        <w:t xml:space="preserve">used as part of </w:t>
-      </w:r>
-      <w:r>
-        <w:rPr>
-          <w:color w:val="000000"/>
-          <w:sz w:val="22"/>
-          <w:szCs w:val="22"/>
-        </w:rPr>
-        <w:t xml:space="preserve">the </w:t>
-      </w:r>
-      <w:r>
-        <w:rPr>
-          <w:noProof/>
-          <w:color w:val="000000"/>
-          <w:sz w:val="22"/>
-          <w:szCs w:val="22"/>
-        </w:rPr>
-        <w:t>memory</w:t>
-      </w:r>
-      <w:r>
-        <w:rPr>
-          <w:color w:val="000000"/>
-          <w:sz w:val="22"/>
-          <w:szCs w:val="22"/>
-        </w:rPr>
-        <w:t xml:space="preserve"> hierarchy.</w:t>
-      </w:r>
-      <w:r>
-        <w:rPr>
-          <w:color w:val="000000"/>
-          <w:sz w:val="22"/>
-          <w:szCs w:val="22"/>
-        </w:rPr>
-        <w:t xml:space="preserve"> </w:t>
-      </w:r>
-      <w:r>
-        <w:rPr>
-          <w:color w:val="000000"/>
-          <w:sz w:val="22"/>
-          <w:szCs w:val="22"/>
-        </w:rPr>
-        <w:t>This</w:t>
-      </w:r>
-      <w:r>
-        <w:rPr>
-          <w:color w:val="000000"/>
-          <w:sz w:val="22"/>
-          <w:szCs w:val="22"/>
-        </w:rPr>
-        <w:t xml:space="preserve"> study</w:t>
-      </w:r>
-      <w:r>
-        <w:rPr>
-          <w:color w:val="000000"/>
-          <w:sz w:val="22"/>
-          <w:szCs w:val="22"/>
-        </w:rPr>
-        <w:t xml:space="preserve"> </w:t>
-      </w:r>
-      <w:r>
-        <w:rPr>
-          <w:color w:val="000000"/>
-          <w:sz w:val="22"/>
-          <w:szCs w:val="22"/>
-        </w:rPr>
-        <w:t xml:space="preserve">was </w:t>
-      </w:r>
-      <w:r>
-        <w:rPr>
-          <w:color w:val="000000"/>
-          <w:sz w:val="22"/>
-          <w:szCs w:val="22"/>
-        </w:rPr>
-        <w:t xml:space="preserve">published in </w:t>
-      </w:r>
-      <w:r>
-        <w:rPr>
-          <w:color w:val="000000"/>
-          <w:sz w:val="22"/>
-          <w:szCs w:val="22"/>
-        </w:rPr>
-        <w:t xml:space="preserve">the </w:t>
-      </w:r>
-      <w:r>
-        <w:rPr>
-          <w:color w:val="000000"/>
-          <w:sz w:val="22"/>
-          <w:szCs w:val="22"/>
-        </w:rPr>
-        <w:t>Intel Technology Journal (</w:t>
-      </w:r>
-      <w:r>
-        <w:rPr>
-          <w:color w:val="000000"/>
-          <w:sz w:val="22"/>
-          <w:szCs w:val="22"/>
-        </w:rPr>
-        <w:t>ITJ’13</w:t>
-      </w:r>
-      <w:r>
-        <w:rPr>
-          <w:color w:val="000000"/>
-          <w:sz w:val="22"/>
-          <w:szCs w:val="22"/>
-        </w:rPr>
-        <w:t xml:space="preserve">) </w:t>
-      </w:r>
-      <w:r>
-        <w:rPr>
-          <w:color w:val="000000"/>
-          <w:sz w:val="22"/>
-          <w:szCs w:val="22"/>
-        </w:rPr>
-        <w:t>(</w:t>
-      </w:r>
-      <w:hyperlink r:id="rId13" w:history="1">
-        <w:r>
-          <w:rPr>
-            <w:rStyle w:val="Hyperlink"/>
-          </w:rPr>
-          <w:t>Weblink</w:t>
-        </w:r>
-      </w:hyperlink>
-      <w:r>
-        <w:t>)</w:t>
-      </w:r>
-      <w:r>
-        <w:t xml:space="preserve"> </w:t>
-      </w:r>
-      <w:r>
-        <w:rPr>
-          <w:sz w:val="22"/>
-          <w:szCs w:val="22"/>
-        </w:rPr>
-        <w:t>as well as in a T</w:t>
-      </w:r>
-      <w:r>
-        <w:rPr>
-          <w:sz w:val="22"/>
-          <w:szCs w:val="22"/>
-        </w:rPr>
-        <w:t xml:space="preserve">ech report </w:t>
-      </w:r>
-      <w:r>
-        <w:t>(</w:t>
-      </w:r>
-      <w:hyperlink r:id="rId14" w:history="1">
-        <w:r>
-          <w:rPr>
-            <w:rStyle w:val="Hyperlink"/>
-          </w:rPr>
-          <w:t>Weblink</w:t>
-        </w:r>
-      </w:hyperlink>
-      <w:r>
-        <w:t>)</w:t>
-      </w:r>
-      <w:r>
-        <w:t>.</w:t>
-      </w:r>
-    </w:p>
-    <w:p>
-      <w:pPr>
-        <w:rPr>
-          <w:b/>
-          <w:color w:val="000000"/>
-          <w:sz w:val="22"/>
-          <w:szCs w:val="22"/>
-        </w:rPr>
-      </w:pPr>
-    </w:p>
-    <w:p>
-      <w:pPr>
-        <w:rPr>
-          <w:color w:val="000000"/>
-          <w:sz w:val="22"/>
-          <w:szCs w:val="22"/>
-        </w:rPr>
-      </w:pPr>
-      <w:r>
-        <w:rPr>
-          <w:b/>
-          <w:color w:val="000000"/>
-          <w:sz w:val="22"/>
-          <w:szCs w:val="22"/>
-        </w:rPr>
-        <w:t>Accurate Memory Simulation</w:t>
-      </w:r>
-      <w:r>
-        <w:rPr>
-          <w:b/>
-          <w:color w:val="000000"/>
-          <w:sz w:val="22"/>
-          <w:szCs w:val="22"/>
-        </w:rPr>
-        <w:t>s</w:t>
-      </w:r>
-      <w:r>
-        <w:rPr>
-          <w:b/>
-          <w:color w:val="000000"/>
-          <w:sz w:val="22"/>
-          <w:szCs w:val="22"/>
-        </w:rPr>
-        <w:t>:</w:t>
-      </w:r>
-      <w:r>
-        <w:rPr>
-          <w:i/>
-          <w:color w:val="000000"/>
-          <w:sz w:val="22"/>
-          <w:szCs w:val="22"/>
-        </w:rPr>
-        <w:t xml:space="preserve"> </w:t>
-      </w:r>
-    </w:p>
-    <w:p>
-      <w:pPr>
-        <w:pStyle w:val="ListParagraph"/>
-        <w:numPr>
-          <w:ilvl w:val="0"/>
-          <w:numId w:val="9"/>
-        </w:numPr>
-        <w:rPr>
-          <w:i/>
-          <w:color w:val="000000"/>
-          <w:sz w:val="22"/>
-          <w:szCs w:val="22"/>
-        </w:rPr>
-      </w:pPr>
-      <w:r>
-        <w:rPr>
-          <w:color w:val="000000"/>
-          <w:sz w:val="22"/>
-          <w:szCs w:val="22"/>
-        </w:rPr>
-        <w:t>D</w:t>
-      </w:r>
-      <w:r>
-        <w:rPr>
-          <w:color w:val="000000"/>
-          <w:sz w:val="22"/>
-          <w:szCs w:val="22"/>
-        </w:rPr>
-        <w:t xml:space="preserve">esigned </w:t>
-      </w:r>
-      <w:r>
-        <w:rPr>
-          <w:color w:val="000000"/>
-          <w:sz w:val="22"/>
-          <w:szCs w:val="22"/>
-        </w:rPr>
-        <w:t xml:space="preserve">a </w:t>
-      </w:r>
-      <w:r>
-        <w:rPr>
-          <w:noProof/>
-          <w:color w:val="000000"/>
-          <w:sz w:val="22"/>
-          <w:szCs w:val="22"/>
-        </w:rPr>
-        <w:t>set</w:t>
-      </w:r>
-      <w:r>
-        <w:rPr>
-          <w:color w:val="000000"/>
-          <w:sz w:val="22"/>
-          <w:szCs w:val="22"/>
-        </w:rPr>
-        <w:t xml:space="preserve"> of techniques wh</w:t>
-      </w:r>
-      <w:r>
-        <w:rPr>
-          <w:color w:val="000000"/>
-          <w:sz w:val="22"/>
-          <w:szCs w:val="22"/>
-        </w:rPr>
-        <w:t>en</w:t>
-      </w:r>
-      <w:r>
-        <w:rPr>
-          <w:color w:val="000000"/>
-          <w:sz w:val="22"/>
-          <w:szCs w:val="22"/>
-        </w:rPr>
-        <w:t xml:space="preserve"> applied </w:t>
-      </w:r>
-      <w:r>
-        <w:rPr>
-          <w:color w:val="000000"/>
-          <w:sz w:val="22"/>
-          <w:szCs w:val="22"/>
-        </w:rPr>
-        <w:t>in</w:t>
-      </w:r>
-      <w:r>
-        <w:rPr>
-          <w:color w:val="000000"/>
-          <w:sz w:val="22"/>
-          <w:szCs w:val="22"/>
-        </w:rPr>
-        <w:t xml:space="preserve"> </w:t>
-      </w:r>
-      <w:r>
-        <w:rPr>
-          <w:color w:val="000000"/>
-          <w:sz w:val="22"/>
-          <w:szCs w:val="22"/>
-        </w:rPr>
-        <w:t xml:space="preserve">a </w:t>
-      </w:r>
-      <w:r>
-        <w:rPr>
-          <w:noProof/>
-          <w:color w:val="000000"/>
-          <w:sz w:val="22"/>
-          <w:szCs w:val="22"/>
-        </w:rPr>
-        <w:t>full-system</w:t>
-      </w:r>
-      <w:r>
-        <w:rPr>
-          <w:color w:val="000000"/>
-          <w:sz w:val="22"/>
-          <w:szCs w:val="22"/>
-        </w:rPr>
-        <w:t xml:space="preserve"> simulator</w:t>
-      </w:r>
-      <w:r>
-        <w:rPr>
-          <w:color w:val="000000"/>
-          <w:sz w:val="22"/>
-          <w:szCs w:val="22"/>
-        </w:rPr>
-        <w:t xml:space="preserve"> to give</w:t>
-      </w:r>
-      <w:r>
-        <w:rPr>
-          <w:color w:val="000000"/>
-          <w:sz w:val="22"/>
-          <w:szCs w:val="22"/>
-        </w:rPr>
-        <w:t xml:space="preserve"> </w:t>
-      </w:r>
-      <w:r>
-        <w:rPr>
-          <w:i/>
-          <w:color w:val="000000"/>
-          <w:sz w:val="22"/>
-          <w:szCs w:val="22"/>
-        </w:rPr>
-        <w:t xml:space="preserve">reliable, accurate and </w:t>
-      </w:r>
-      <w:r>
-        <w:rPr>
-          <w:i/>
-          <w:noProof/>
-          <w:color w:val="000000"/>
-          <w:sz w:val="22"/>
-          <w:szCs w:val="22"/>
-        </w:rPr>
-        <w:t>fewer</w:t>
-      </w:r>
-      <w:r>
-        <w:rPr>
-          <w:i/>
-          <w:color w:val="000000"/>
-          <w:sz w:val="22"/>
-          <w:szCs w:val="22"/>
-        </w:rPr>
-        <w:t xml:space="preserve"> variable</w:t>
-      </w:r>
-      <w:r>
-        <w:rPr>
-          <w:color w:val="000000"/>
-          <w:sz w:val="22"/>
-          <w:szCs w:val="22"/>
-        </w:rPr>
-        <w:t xml:space="preserve"> results. </w:t>
-      </w:r>
-      <w:r>
-        <w:rPr>
-          <w:color w:val="000000"/>
-          <w:sz w:val="22"/>
-          <w:szCs w:val="22"/>
-        </w:rPr>
-        <w:t>Our techniques implemented on</w:t>
-      </w:r>
-      <w:r>
-        <w:rPr>
-          <w:rStyle w:val="apple-converted-space"/>
-          <w:color w:val="000000"/>
-          <w:sz w:val="22"/>
-          <w:szCs w:val="22"/>
-        </w:rPr>
-        <w:t> </w:t>
-      </w:r>
-      <w:hyperlink r:id="rId15" w:history="1">
-        <w:r>
-          <w:rPr>
-            <w:rStyle w:val="Hyperlink"/>
-            <w:sz w:val="22"/>
-            <w:szCs w:val="22"/>
-          </w:rPr>
-          <w:t>MARSSx86</w:t>
-        </w:r>
-        <w:r>
-          <w:rPr>
-            <w:rStyle w:val="apple-converted-space"/>
-            <w:color w:val="0000FF"/>
-            <w:sz w:val="22"/>
-            <w:szCs w:val="22"/>
-            <w:u w:val="single"/>
-          </w:rPr>
-          <w:t> </w:t>
-        </w:r>
-      </w:hyperlink>
-      <w:r>
-        <w:rPr>
-          <w:color w:val="000000"/>
-          <w:sz w:val="22"/>
-          <w:szCs w:val="22"/>
-        </w:rPr>
-        <w:t>integrated with</w:t>
-      </w:r>
-      <w:r>
-        <w:rPr>
-          <w:rStyle w:val="apple-converted-space"/>
-          <w:color w:val="000000"/>
-          <w:sz w:val="22"/>
-          <w:szCs w:val="22"/>
-        </w:rPr>
-        <w:t> </w:t>
-      </w:r>
-      <w:hyperlink r:id="rId16" w:history="1">
-        <w:r>
-          <w:rPr>
-            <w:rStyle w:val="Hyperlink"/>
-            <w:sz w:val="22"/>
-            <w:szCs w:val="22"/>
-          </w:rPr>
-          <w:t>DRAMSim2</w:t>
-        </w:r>
-      </w:hyperlink>
-      <w:r>
-        <w:rPr>
-          <w:rStyle w:val="apple-converted-space"/>
-          <w:color w:val="000000"/>
-          <w:sz w:val="22"/>
-          <w:szCs w:val="22"/>
-        </w:rPr>
-        <w:t> </w:t>
-      </w:r>
-      <w:r>
-        <w:rPr>
-          <w:color w:val="000000"/>
-          <w:sz w:val="22"/>
-          <w:szCs w:val="22"/>
-        </w:rPr>
-        <w:t xml:space="preserve">for case study to show </w:t>
-      </w:r>
-      <w:r>
-        <w:rPr>
-          <w:color w:val="000000"/>
-          <w:sz w:val="22"/>
-          <w:szCs w:val="22"/>
-        </w:rPr>
-        <w:t>reduced</w:t>
-      </w:r>
-      <w:r>
-        <w:rPr>
-          <w:color w:val="000000"/>
-          <w:sz w:val="22"/>
-          <w:szCs w:val="22"/>
-        </w:rPr>
-        <w:t xml:space="preserve"> variability in simulations.</w:t>
-      </w:r>
-      <w:r>
-        <w:rPr>
-          <w:color w:val="000000"/>
-          <w:sz w:val="22"/>
-          <w:szCs w:val="22"/>
-        </w:rPr>
-        <w:t xml:space="preserve"> </w:t>
-      </w:r>
-      <w:r>
-        <w:rPr>
-          <w:color w:val="000000"/>
-          <w:sz w:val="22"/>
-          <w:szCs w:val="22"/>
-        </w:rPr>
-        <w:t xml:space="preserve">This work </w:t>
-      </w:r>
-      <w:r>
-        <w:rPr>
-          <w:color w:val="000000"/>
-          <w:sz w:val="22"/>
-          <w:szCs w:val="22"/>
-        </w:rPr>
-        <w:t xml:space="preserve">was </w:t>
-      </w:r>
-      <w:r>
-        <w:rPr>
-          <w:color w:val="000000"/>
-          <w:sz w:val="22"/>
-          <w:szCs w:val="22"/>
-        </w:rPr>
-        <w:t xml:space="preserve">published in a </w:t>
-      </w:r>
-      <w:r>
-        <w:rPr>
-          <w:color w:val="000000"/>
-          <w:sz w:val="22"/>
-          <w:szCs w:val="22"/>
-        </w:rPr>
-        <w:t>Tech r</w:t>
-      </w:r>
-      <w:r>
-        <w:rPr>
-          <w:color w:val="000000"/>
-          <w:sz w:val="22"/>
-          <w:szCs w:val="22"/>
-        </w:rPr>
-        <w:t>eport (</w:t>
-      </w:r>
-      <w:hyperlink r:id="rId17" w:history="1">
-        <w:r>
-          <w:rPr>
-            <w:rStyle w:val="Hyperlink"/>
-            <w:sz w:val="22"/>
-            <w:szCs w:val="22"/>
-          </w:rPr>
-          <w:t>Weblink</w:t>
-        </w:r>
-      </w:hyperlink>
-      <w:r>
-        <w:rPr>
-          <w:color w:val="000000"/>
-          <w:sz w:val="22"/>
-          <w:szCs w:val="22"/>
-        </w:rPr>
-        <w:t>)</w:t>
-      </w:r>
-      <w:r>
-        <w:rPr>
-          <w:color w:val="000000"/>
-          <w:sz w:val="22"/>
-          <w:szCs w:val="22"/>
-        </w:rPr>
-        <w:t>.</w:t>
-      </w:r>
-    </w:p>
-    <w:p>
-      <w:pPr>
-        <w:tabs>
-          <w:tab w:val="left" w:pos="3735"/>
-        </w:tabs>
-        <w:spacing w:before="120"/>
-        <w:rPr>
-          <w:b/>
-          <w:sz w:val="28"/>
-          <w:szCs w:val="28"/>
-        </w:rPr>
-      </w:pPr>
-      <w:r>
-        <w:rPr>
-          <w:b/>
-          <w:sz w:val="28"/>
-          <w:szCs w:val="28"/>
-        </w:rPr>
-        <w:t>Work</w:t>
-      </w:r>
-      <w:r>
-        <w:rPr>
-          <w:b/>
-          <w:sz w:val="28"/>
-          <w:szCs w:val="28"/>
-        </w:rPr>
-        <w:t xml:space="preserve"> Experience</w:t>
-      </w:r>
-    </w:p>
-    <w:p>
-      <w:pPr>
-        <w:tabs>
-          <w:tab w:val="left" w:pos="3735"/>
-        </w:tabs>
-        <w:spacing w:before="120"/>
-        <w:rPr>
-          <w:sz w:val="22"/>
-          <w:szCs w:val="22"/>
-        </w:rPr>
-      </w:pPr>
-      <w:r>
-        <w:rPr>
-          <w:b/>
-          <w:i/>
-          <w:sz w:val="22"/>
-          <w:szCs w:val="22"/>
-        </w:rPr>
-        <w:t xml:space="preserve">Research Scientist, </w:t>
-      </w:r>
-      <w:r>
-        <w:rPr>
-          <w:sz w:val="22"/>
-          <w:szCs w:val="22"/>
-        </w:rPr>
-        <w:t>Intel Labs</w:t>
-      </w:r>
-      <w:r>
-        <w:rPr>
-          <w:sz w:val="22"/>
-          <w:szCs w:val="22"/>
-        </w:rPr>
-        <w:t>, Intel, Bangalore (December 2015</w:t>
-      </w:r>
-      <w:r>
-        <w:rPr>
-          <w:sz w:val="22"/>
-          <w:szCs w:val="22"/>
-        </w:rPr>
-        <w:t xml:space="preserve"> – April 2022</w:t>
-      </w:r>
-      <w:r>
-        <w:rPr>
-          <w:sz w:val="22"/>
-          <w:szCs w:val="22"/>
-        </w:rPr>
-        <w:t>)</w:t>
-      </w:r>
-      <w:r>
-        <w:rPr>
-          <w:sz w:val="22"/>
-          <w:szCs w:val="22"/>
-        </w:rPr>
-        <w:t>, Hillsboro (May 202</w:t>
-      </w:r>
-      <w:r>
-        <w:rPr>
-          <w:sz w:val="22"/>
-          <w:szCs w:val="22"/>
-        </w:rPr>
-        <w:t>2</w:t>
-      </w:r>
-      <w:r>
-        <w:rPr>
-          <w:sz w:val="22"/>
-          <w:szCs w:val="22"/>
-        </w:rPr>
-        <w:t xml:space="preserve"> –</w:t>
-      </w:r>
-      <w:r>
-        <w:rPr>
-          <w:sz w:val="22"/>
-          <w:szCs w:val="22"/>
-        </w:rPr>
-        <w:t xml:space="preserve"> </w:t>
-      </w:r>
-      <w:r>
-        <w:rPr>
-          <w:sz w:val="22"/>
-          <w:szCs w:val="22"/>
-        </w:rPr>
-        <w:t>July 2025</w:t>
-      </w:r>
-      <w:r>
-        <w:rPr>
-          <w:sz w:val="22"/>
-          <w:szCs w:val="22"/>
-        </w:rPr>
-        <w:t>)</w:t>
-      </w:r>
-      <w:r>
-        <w:rPr>
-          <w:sz w:val="22"/>
-          <w:szCs w:val="22"/>
-        </w:rPr>
-        <w:t xml:space="preserve">, Folsom (August 2025 </w:t>
-      </w:r>
-      <w:r>
-        <w:rPr>
-          <w:sz w:val="22"/>
-          <w:szCs w:val="22"/>
-        </w:rPr>
-        <w:t>–</w:t>
-      </w:r>
-      <w:r>
-        <w:rPr>
-          <w:sz w:val="22"/>
-          <w:szCs w:val="22"/>
-        </w:rPr>
-        <w:t xml:space="preserve"> </w:t>
-      </w:r>
-      <w:r>
-        <w:rPr>
-          <w:sz w:val="22"/>
-          <w:szCs w:val="22"/>
-        </w:rPr>
-        <w:t>Present</w:t>
-      </w:r>
-      <w:r>
-        <w:rPr>
-          <w:sz w:val="22"/>
-          <w:szCs w:val="22"/>
-        </w:rPr>
-        <w:t>)</w:t>
-      </w:r>
-      <w:r>
-        <w:rPr>
-          <w:sz w:val="22"/>
-          <w:szCs w:val="22"/>
-        </w:rPr>
-        <w:t xml:space="preserve"> </w:t>
+        <w:t xml:space="preserve">Quantified speed versus accuracy tradeoffs in memory </w:t>
+      </w:r>
+      <w:r>
+        <w:rPr>
+          <w:color w:val="000000"/>
+          <w:sz w:val="22"/>
+          <w:szCs w:val="22"/>
+        </w:rPr>
+        <w:t>modelling at several levels of abstraction (constant, analytical, queue-based, detailed,</w:t>
+      </w:r>
+      <w:r>
+        <w:rPr>
+          <w:color w:val="000000"/>
+          <w:sz w:val="22"/>
+          <w:szCs w:val="22"/>
+        </w:rPr>
+        <w:t xml:space="preserve"> etc.)</w:t>
       </w:r>
     </w:p>
     <w:p>
@@ -2911,7 +1580,47 @@
           <w:sz w:val="22"/>
           <w:szCs w:val="22"/>
         </w:rPr>
-        <w:t xml:space="preserve">Offloading KV cache to CPU memory and enabling sparse attention to accelerate ~2-4x large context LLM applications using retrieval-based attention </w:t>
+        <w:t xml:space="preserve">Implemented and integrated a memory model, which is 10x faster than the </w:t>
+      </w:r>
+      <w:r>
+        <w:rPr>
+          <w:color w:val="000000"/>
+          <w:sz w:val="22"/>
+          <w:szCs w:val="22"/>
+        </w:rPr>
+        <w:t>cycle-accurate</w:t>
+      </w:r>
+      <w:r>
+        <w:rPr>
+          <w:color w:val="000000"/>
+          <w:sz w:val="22"/>
+          <w:szCs w:val="22"/>
+        </w:rPr>
+        <w:t xml:space="preserve"> DRAMSim2</w:t>
+      </w:r>
+      <w:r>
+        <w:rPr>
+          <w:color w:val="000000"/>
+          <w:sz w:val="22"/>
+          <w:szCs w:val="22"/>
+        </w:rPr>
+        <w:t xml:space="preserve"> </w:t>
+      </w:r>
+      <w:r>
+        <w:rPr>
+          <w:color w:val="000000"/>
+          <w:sz w:val="22"/>
+          <w:szCs w:val="22"/>
+        </w:rPr>
+        <w:t>and is within 10% of accuracy</w:t>
+      </w:r>
+      <w:r>
+        <w:rPr>
+          <w:color w:val="000000"/>
+          <w:sz w:val="22"/>
+          <w:szCs w:val="22"/>
+        </w:rPr>
+        <w:t>.</w:t>
       </w:r>
     </w:p>
     <w:p>
@@ -2933,23 +1642,127 @@
           <w:sz w:val="22"/>
           <w:szCs w:val="22"/>
         </w:rPr>
-        <w:t>Focusing on a</w:t>
-      </w:r>
-      <w:r>
-        <w:rPr>
-          <w:color w:val="000000"/>
-          <w:sz w:val="22"/>
-          <w:szCs w:val="22"/>
-        </w:rPr>
-        <w:t>rchitectures for newer applications like Deep Learning</w:t>
-      </w:r>
-      <w:r>
-        <w:rPr>
-          <w:color w:val="000000"/>
-          <w:sz w:val="22"/>
-          <w:szCs w:val="22"/>
-        </w:rPr>
-        <w:t xml:space="preserve">. </w:t>
+        <w:t xml:space="preserve">These </w:t>
+      </w:r>
+      <w:r>
+        <w:rPr>
+          <w:color w:val="000000"/>
+          <w:sz w:val="22"/>
+          <w:szCs w:val="22"/>
+        </w:rPr>
+        <w:t>models are tar</w:t>
+      </w:r>
+      <w:r>
+        <w:rPr>
+          <w:color w:val="000000"/>
+          <w:sz w:val="22"/>
+          <w:szCs w:val="22"/>
+        </w:rPr>
+        <w:t>get</w:t>
+      </w:r>
+      <w:r>
+        <w:rPr>
+          <w:color w:val="000000"/>
+          <w:sz w:val="22"/>
+          <w:szCs w:val="22"/>
+        </w:rPr>
+        <w:t>ed</w:t>
+      </w:r>
+      <w:r>
+        <w:rPr>
+          <w:color w:val="000000"/>
+          <w:sz w:val="22"/>
+          <w:szCs w:val="22"/>
+        </w:rPr>
+        <w:t xml:space="preserve"> to obtain</w:t>
+      </w:r>
+      <w:r>
+        <w:rPr>
+          <w:color w:val="000000"/>
+          <w:sz w:val="22"/>
+          <w:szCs w:val="22"/>
+        </w:rPr>
+        <w:t xml:space="preserve"> </w:t>
+      </w:r>
+      <w:r>
+        <w:rPr>
+          <w:color w:val="000000"/>
+          <w:sz w:val="22"/>
+          <w:szCs w:val="22"/>
+        </w:rPr>
+        <w:t xml:space="preserve">the </w:t>
+      </w:r>
+      <w:r>
+        <w:rPr>
+          <w:color w:val="000000"/>
+          <w:sz w:val="22"/>
+          <w:szCs w:val="22"/>
+        </w:rPr>
+        <w:t>approximate</w:t>
+      </w:r>
+      <w:r>
+        <w:rPr>
+          <w:color w:val="000000"/>
+          <w:sz w:val="22"/>
+          <w:szCs w:val="22"/>
+        </w:rPr>
+        <w:t xml:space="preserve"> timing and power </w:t>
+      </w:r>
+      <w:r>
+        <w:rPr>
+          <w:color w:val="000000"/>
+          <w:sz w:val="22"/>
+          <w:szCs w:val="22"/>
+        </w:rPr>
+        <w:t>behavior</w:t>
+      </w:r>
+      <w:r>
+        <w:rPr>
+          <w:color w:val="000000"/>
+          <w:sz w:val="22"/>
+          <w:szCs w:val="22"/>
+        </w:rPr>
+        <w:t xml:space="preserve"> </w:t>
+      </w:r>
+      <w:r>
+        <w:rPr>
+          <w:color w:val="000000"/>
+          <w:sz w:val="22"/>
+          <w:szCs w:val="22"/>
+        </w:rPr>
+        <w:t xml:space="preserve">of a system </w:t>
+      </w:r>
+      <w:r>
+        <w:rPr>
+          <w:color w:val="000000"/>
+          <w:sz w:val="22"/>
+          <w:szCs w:val="22"/>
+        </w:rPr>
+        <w:t>early in its</w:t>
+      </w:r>
+      <w:r>
+        <w:rPr>
+          <w:color w:val="000000"/>
+          <w:sz w:val="22"/>
+          <w:szCs w:val="22"/>
+        </w:rPr>
+        <w:t xml:space="preserve"> design </w:t>
+      </w:r>
+      <w:r>
+        <w:rPr>
+          <w:color w:val="000000"/>
+          <w:sz w:val="22"/>
+          <w:szCs w:val="22"/>
+        </w:rPr>
+        <w:t>ph</w:t>
+      </w:r>
+      <w:r>
+        <w:rPr>
+          <w:color w:val="000000"/>
+          <w:sz w:val="22"/>
+          <w:szCs w:val="22"/>
+        </w:rPr>
+        <w:t xml:space="preserve">ase </w:t>
       </w:r>
     </w:p>
     <w:p>
@@ -2971,31 +1784,52 @@
           <w:sz w:val="22"/>
           <w:szCs w:val="22"/>
         </w:rPr>
-        <w:t xml:space="preserve">Research on design and architectural techniques for </w:t>
-      </w:r>
-      <w:r>
-        <w:rPr>
-          <w:color w:val="000000"/>
-          <w:sz w:val="22"/>
-          <w:szCs w:val="22"/>
-        </w:rPr>
-        <w:t>STTRAM-based</w:t>
-      </w:r>
-      <w:r>
-        <w:rPr>
-          <w:color w:val="000000"/>
-          <w:sz w:val="22"/>
-          <w:szCs w:val="22"/>
-        </w:rPr>
-        <w:t xml:space="preserve"> LLC</w:t>
-      </w:r>
-      <w:r>
-        <w:rPr>
-          <w:color w:val="000000"/>
-          <w:sz w:val="22"/>
-          <w:szCs w:val="22"/>
-        </w:rPr>
-        <w:t>.</w:t>
+        <w:t xml:space="preserve">Technical Mentor: Emily Shriver, Strategic CAD Labs (SCL) </w:t>
+      </w:r>
+      <w:r>
+        <w:rPr>
+          <w:color w:val="000000"/>
+          <w:sz w:val="22"/>
+          <w:szCs w:val="22"/>
+        </w:rPr>
+        <w:t xml:space="preserve"> </w:t>
+      </w:r>
+    </w:p>
+    <w:p>
+      <w:pPr>
+        <w:rPr>
+          <w:i/>
+          <w:color w:val="000000"/>
+          <w:sz w:val="22"/>
+          <w:szCs w:val="22"/>
+        </w:rPr>
+      </w:pPr>
+      <w:r>
+        <w:rPr>
+          <w:b/>
+          <w:i/>
+          <w:color w:val="000000"/>
+          <w:sz w:val="22"/>
+          <w:szCs w:val="22"/>
+        </w:rPr>
+        <w:t>Senior ASIC Engineer</w:t>
+      </w:r>
+      <w:r>
+        <w:rPr>
+          <w:i/>
+          <w:color w:val="000000"/>
+          <w:sz w:val="22"/>
+          <w:szCs w:val="22"/>
+        </w:rPr>
+        <w:t xml:space="preserve">, </w:t>
+      </w:r>
+      <w:r>
+        <w:rPr>
+          <w:color w:val="000000"/>
+          <w:sz w:val="22"/>
+          <w:szCs w:val="22"/>
+        </w:rPr>
+        <w:t>LSI Corporation, India (Jan 2009 - July 2010)</w:t>
       </w:r>
     </w:p>
     <w:p>
@@ -3017,41 +1851,81 @@
           <w:sz w:val="22"/>
           <w:szCs w:val="22"/>
         </w:rPr>
-        <w:t>Developed a</w:t>
-      </w:r>
-      <w:r>
-        <w:rPr>
-          <w:color w:val="000000"/>
-          <w:sz w:val="22"/>
-          <w:szCs w:val="22"/>
-        </w:rPr>
-        <w:t xml:space="preserve">daptively changing </w:t>
-      </w:r>
-      <w:proofErr w:type="spellStart"/>
-      <w:r>
-        <w:rPr>
-          <w:color w:val="000000"/>
-          <w:sz w:val="22"/>
-          <w:szCs w:val="22"/>
-        </w:rPr>
-        <w:t>OoO</w:t>
-      </w:r>
-      <w:proofErr w:type="spellEnd"/>
-      <w:r>
-        <w:rPr>
-          <w:color w:val="000000"/>
-          <w:sz w:val="22"/>
-          <w:szCs w:val="22"/>
-        </w:rPr>
-        <w:t xml:space="preserve"> core width/ports based on simple heuristics</w:t>
-      </w:r>
-      <w:r>
-        <w:rPr>
-          <w:color w:val="000000"/>
-          <w:sz w:val="22"/>
-          <w:szCs w:val="22"/>
-        </w:rPr>
-        <w:t>.</w:t>
+        <w:t>Co-i</w:t>
+      </w:r>
+      <w:r>
+        <w:rPr>
+          <w:color w:val="000000"/>
+          <w:sz w:val="22"/>
+          <w:szCs w:val="22"/>
+        </w:rPr>
+        <w:t xml:space="preserve">mplemented DDR2/3 </w:t>
+      </w:r>
+      <w:r>
+        <w:rPr>
+          <w:i/>
+          <w:color w:val="000000"/>
+          <w:sz w:val="22"/>
+          <w:szCs w:val="22"/>
+        </w:rPr>
+        <w:t>memory c</w:t>
+      </w:r>
+      <w:r>
+        <w:rPr>
+          <w:i/>
+          <w:color w:val="000000"/>
+          <w:sz w:val="22"/>
+          <w:szCs w:val="22"/>
+        </w:rPr>
+        <w:t>ontroller</w:t>
+      </w:r>
+      <w:r>
+        <w:rPr>
+          <w:color w:val="000000"/>
+          <w:sz w:val="22"/>
+          <w:szCs w:val="22"/>
+        </w:rPr>
+        <w:t xml:space="preserve"> and</w:t>
+      </w:r>
+      <w:r>
+        <w:rPr>
+          <w:color w:val="000000"/>
+          <w:sz w:val="22"/>
+          <w:szCs w:val="22"/>
+        </w:rPr>
+        <w:t xml:space="preserve"> its </w:t>
+      </w:r>
+      <w:r>
+        <w:rPr>
+          <w:color w:val="000000"/>
+          <w:sz w:val="22"/>
+          <w:szCs w:val="22"/>
+        </w:rPr>
+        <w:t>PHY</w:t>
+      </w:r>
+      <w:r>
+        <w:rPr>
+          <w:color w:val="000000"/>
+          <w:sz w:val="22"/>
+          <w:szCs w:val="22"/>
+        </w:rPr>
+        <w:t xml:space="preserve"> layer</w:t>
+      </w:r>
+      <w:r>
+        <w:rPr>
+          <w:color w:val="000000"/>
+          <w:sz w:val="22"/>
+          <w:szCs w:val="22"/>
+        </w:rPr>
+        <w:t xml:space="preserve"> at 65nm process technology</w:t>
+      </w:r>
+      <w:r>
+        <w:rPr>
+          <w:color w:val="000000"/>
+          <w:sz w:val="22"/>
+          <w:szCs w:val="22"/>
+        </w:rPr>
+        <w:t xml:space="preserve">. </w:t>
       </w:r>
     </w:p>
     <w:p>
@@ -3073,126 +1947,81 @@
           <w:sz w:val="22"/>
           <w:szCs w:val="22"/>
         </w:rPr>
-        <w:t xml:space="preserve">Designed </w:t>
-      </w:r>
-      <w:r>
-        <w:rPr>
-          <w:color w:val="000000"/>
-          <w:sz w:val="22"/>
-          <w:szCs w:val="22"/>
-        </w:rPr>
-        <w:t>memory-aware</w:t>
-      </w:r>
-      <w:r>
-        <w:rPr>
-          <w:color w:val="000000"/>
-          <w:sz w:val="22"/>
-          <w:szCs w:val="22"/>
-        </w:rPr>
-        <w:t xml:space="preserve"> reordering </w:t>
-      </w:r>
-      <w:r>
-        <w:rPr>
-          <w:color w:val="000000"/>
-          <w:sz w:val="22"/>
-          <w:szCs w:val="22"/>
-        </w:rPr>
-        <w:t>technique for achieving</w:t>
-      </w:r>
-      <w:r>
-        <w:rPr>
-          <w:color w:val="000000"/>
-          <w:sz w:val="22"/>
-          <w:szCs w:val="22"/>
-        </w:rPr>
-        <w:t xml:space="preserve"> high bandwidth efficiency</w:t>
-      </w:r>
-      <w:r>
-        <w:rPr>
-          <w:color w:val="000000"/>
-          <w:sz w:val="22"/>
-          <w:szCs w:val="22"/>
-        </w:rPr>
-        <w:t xml:space="preserve"> in GPUs</w:t>
-      </w:r>
-      <w:r>
-        <w:rPr>
-          <w:color w:val="000000"/>
-          <w:sz w:val="22"/>
-          <w:szCs w:val="22"/>
-        </w:rPr>
-        <w:t>.</w:t>
-      </w:r>
-    </w:p>
-    <w:p>
-      <w:pPr>
-        <w:tabs>
-          <w:tab w:val="left" w:pos="3735"/>
-        </w:tabs>
-        <w:spacing w:before="120"/>
-        <w:rPr>
-          <w:sz w:val="22"/>
-          <w:szCs w:val="22"/>
-        </w:rPr>
-      </w:pPr>
-      <w:r>
-        <w:rPr>
-          <w:b/>
+        <w:t>Developed t</w:t>
+      </w:r>
+      <w:r>
+        <w:rPr>
+          <w:color w:val="000000"/>
+          <w:sz w:val="22"/>
+          <w:szCs w:val="22"/>
+        </w:rPr>
+        <w:t>he crucial an</w:t>
+      </w:r>
+      <w:r>
+        <w:rPr>
+          <w:color w:val="000000"/>
+          <w:sz w:val="22"/>
+          <w:szCs w:val="22"/>
+        </w:rPr>
+        <w:t xml:space="preserve">d challenging part </w:t>
+      </w:r>
+      <w:r>
+        <w:rPr>
+          <w:color w:val="000000"/>
+          <w:sz w:val="22"/>
+          <w:szCs w:val="22"/>
+        </w:rPr>
+        <w:t xml:space="preserve">of </w:t>
+      </w:r>
+      <w:r>
+        <w:rPr>
+          <w:color w:val="000000"/>
+          <w:sz w:val="22"/>
+          <w:szCs w:val="22"/>
+        </w:rPr>
+        <w:t xml:space="preserve">the </w:t>
+      </w:r>
+      <w:r>
+        <w:rPr>
+          <w:noProof/>
+          <w:color w:val="000000"/>
+          <w:sz w:val="22"/>
+          <w:szCs w:val="22"/>
+        </w:rPr>
+        <w:t>optimized</w:t>
+      </w:r>
+      <w:r>
+        <w:rPr>
+          <w:color w:val="000000"/>
+          <w:sz w:val="22"/>
+          <w:szCs w:val="22"/>
+        </w:rPr>
+        <w:t xml:space="preserve"> </w:t>
+      </w:r>
+      <w:r>
+        <w:rPr>
           <w:i/>
-          <w:sz w:val="22"/>
-          <w:szCs w:val="22"/>
-        </w:rPr>
-        <w:t xml:space="preserve">Senior Hardware Engineer, </w:t>
-      </w:r>
-      <w:r>
-        <w:rPr>
-          <w:sz w:val="22"/>
-          <w:szCs w:val="22"/>
-        </w:rPr>
-        <w:t>Oracle (f</w:t>
-      </w:r>
-      <w:r>
-        <w:rPr>
-          <w:sz w:val="22"/>
-          <w:szCs w:val="22"/>
-        </w:rPr>
-        <w:t xml:space="preserve">ormerly </w:t>
-      </w:r>
-      <w:r>
-        <w:rPr>
-          <w:noProof/>
-          <w:sz w:val="22"/>
-          <w:szCs w:val="22"/>
-        </w:rPr>
-        <w:t>SUN</w:t>
-      </w:r>
-      <w:r>
-        <w:rPr>
-          <w:sz w:val="22"/>
-          <w:szCs w:val="22"/>
-        </w:rPr>
-        <w:t xml:space="preserve"> Microsystem), Santa </w:t>
-      </w:r>
-      <w:r>
-        <w:rPr>
-          <w:sz w:val="22"/>
-          <w:szCs w:val="22"/>
-        </w:rPr>
-        <w:t>Clara (June 2014 – December 2015</w:t>
-      </w:r>
-      <w:r>
-        <w:rPr>
-          <w:sz w:val="22"/>
-          <w:szCs w:val="22"/>
-        </w:rPr>
-        <w:t>)</w:t>
-      </w:r>
-      <w:r>
-        <w:rPr>
-          <w:sz w:val="22"/>
-          <w:szCs w:val="22"/>
-        </w:rPr>
-        <w:t xml:space="preserve"> </w:t>
+          <w:color w:val="000000"/>
+          <w:sz w:val="22"/>
+          <w:szCs w:val="22"/>
+        </w:rPr>
+        <w:t>DDR3 training sequence</w:t>
+      </w:r>
+      <w:r>
+        <w:rPr>
+          <w:color w:val="000000"/>
+          <w:sz w:val="22"/>
+          <w:szCs w:val="22"/>
+        </w:rPr>
+        <w:t xml:space="preserve"> and</w:t>
+      </w:r>
+      <w:r>
+        <w:rPr>
+          <w:color w:val="000000"/>
+          <w:sz w:val="22"/>
+          <w:szCs w:val="22"/>
+        </w:rPr>
+        <w:t xml:space="preserve"> write leveling algorithm.</w:t>
       </w:r>
     </w:p>
     <w:p>
@@ -3214,899 +2043,6 @@
           <w:sz w:val="22"/>
           <w:szCs w:val="22"/>
         </w:rPr>
-        <w:t>Worked on p</w:t>
-      </w:r>
-      <w:r>
-        <w:rPr>
-          <w:color w:val="000000"/>
-          <w:sz w:val="22"/>
-          <w:szCs w:val="22"/>
-        </w:rPr>
-        <w:t xml:space="preserve">erformance </w:t>
-      </w:r>
-      <w:r>
-        <w:rPr>
-          <w:color w:val="000000"/>
-          <w:sz w:val="22"/>
-          <w:szCs w:val="22"/>
-        </w:rPr>
-        <w:t>modelling</w:t>
-      </w:r>
-      <w:r>
-        <w:rPr>
-          <w:color w:val="000000"/>
-          <w:sz w:val="22"/>
-          <w:szCs w:val="22"/>
-        </w:rPr>
-        <w:t xml:space="preserve">, </w:t>
-      </w:r>
-      <w:r>
-        <w:rPr>
-          <w:color w:val="000000"/>
-          <w:sz w:val="22"/>
-          <w:szCs w:val="22"/>
-        </w:rPr>
-        <w:t>projection,</w:t>
-      </w:r>
-      <w:r>
-        <w:rPr>
-          <w:color w:val="000000"/>
-          <w:sz w:val="22"/>
-          <w:szCs w:val="22"/>
-        </w:rPr>
-        <w:t xml:space="preserve"> and design space exploration of SPARC processors</w:t>
-      </w:r>
-      <w:r>
-        <w:rPr>
-          <w:color w:val="000000"/>
-          <w:sz w:val="22"/>
-          <w:szCs w:val="22"/>
-        </w:rPr>
-        <w:t>.</w:t>
-      </w:r>
-    </w:p>
-    <w:p>
-      <w:pPr>
-        <w:pStyle w:val="ListParagraph"/>
-        <w:numPr>
-          <w:ilvl w:val="0"/>
-          <w:numId w:val="6"/>
-        </w:numPr>
-        <w:rPr>
-          <w:color w:val="000000"/>
-          <w:sz w:val="22"/>
-          <w:szCs w:val="22"/>
-        </w:rPr>
-      </w:pPr>
-      <w:r>
-        <w:rPr>
-          <w:color w:val="000000"/>
-          <w:sz w:val="22"/>
-          <w:szCs w:val="22"/>
-        </w:rPr>
-        <w:t>Responsible for modeling and mai</w:t>
-      </w:r>
-      <w:r>
-        <w:rPr>
-          <w:color w:val="000000"/>
-          <w:sz w:val="22"/>
-          <w:szCs w:val="22"/>
-        </w:rPr>
-        <w:t>ntaining memory-controller and database-a</w:t>
-      </w:r>
-      <w:r>
-        <w:rPr>
-          <w:color w:val="000000"/>
-          <w:sz w:val="22"/>
-          <w:szCs w:val="22"/>
-        </w:rPr>
-        <w:t>ccelerator modules</w:t>
-      </w:r>
-      <w:r>
-        <w:rPr>
-          <w:color w:val="000000"/>
-          <w:sz w:val="22"/>
-          <w:szCs w:val="22"/>
-        </w:rPr>
-        <w:t>.</w:t>
-      </w:r>
-    </w:p>
-    <w:p>
-      <w:pPr>
-        <w:tabs>
-          <w:tab w:val="left" w:pos="3735"/>
-        </w:tabs>
-        <w:spacing w:before="120"/>
-        <w:rPr>
-          <w:sz w:val="22"/>
-          <w:szCs w:val="22"/>
-        </w:rPr>
-      </w:pPr>
-      <w:r>
-        <w:rPr>
-          <w:b/>
-          <w:i/>
-          <w:sz w:val="22"/>
-          <w:szCs w:val="22"/>
-        </w:rPr>
-        <w:t>Research Assistant</w:t>
-      </w:r>
-      <w:r>
-        <w:rPr>
-          <w:b/>
-          <w:i/>
-          <w:sz w:val="22"/>
-          <w:szCs w:val="22"/>
-        </w:rPr>
-        <w:t xml:space="preserve">, </w:t>
-      </w:r>
-      <w:r>
-        <w:rPr>
-          <w:sz w:val="22"/>
-          <w:szCs w:val="22"/>
-        </w:rPr>
-        <w:t>Memory Systems Research Lab</w:t>
-      </w:r>
-      <w:r>
-        <w:rPr>
-          <w:sz w:val="22"/>
-          <w:szCs w:val="22"/>
-        </w:rPr>
-        <w:t xml:space="preserve">, Dept. of ECE, </w:t>
-      </w:r>
-      <w:r>
-        <w:rPr>
-          <w:sz w:val="22"/>
-          <w:szCs w:val="22"/>
-        </w:rPr>
-        <w:t xml:space="preserve">in </w:t>
-      </w:r>
-      <w:r>
-        <w:rPr>
-          <w:sz w:val="22"/>
-          <w:szCs w:val="22"/>
-        </w:rPr>
-        <w:t>University</w:t>
-      </w:r>
-      <w:r>
-        <w:rPr>
-          <w:sz w:val="22"/>
-          <w:szCs w:val="22"/>
-        </w:rPr>
-        <w:t xml:space="preserve"> of Maryland (Sep 2010 – May 2014</w:t>
-      </w:r>
-      <w:r>
-        <w:rPr>
-          <w:sz w:val="22"/>
-          <w:szCs w:val="22"/>
-        </w:rPr>
-        <w:t>)</w:t>
-      </w:r>
-      <w:r>
-        <w:rPr>
-          <w:sz w:val="22"/>
-          <w:szCs w:val="22"/>
-        </w:rPr>
-        <w:t xml:space="preserve"> </w:t>
-      </w:r>
-    </w:p>
-    <w:p>
-      <w:pPr>
-        <w:pStyle w:val="ListParagraph"/>
-        <w:numPr>
-          <w:ilvl w:val="0"/>
-          <w:numId w:val="6"/>
-        </w:numPr>
-        <w:rPr>
-          <w:color w:val="000000"/>
-          <w:sz w:val="22"/>
-          <w:szCs w:val="22"/>
-        </w:rPr>
-      </w:pPr>
-      <w:r>
-        <w:rPr>
-          <w:color w:val="000000"/>
-          <w:sz w:val="22"/>
-          <w:szCs w:val="22"/>
-        </w:rPr>
-        <w:t xml:space="preserve">Proposed novel DRAM </w:t>
-      </w:r>
-      <w:r>
-        <w:rPr>
-          <w:color w:val="000000"/>
-          <w:sz w:val="22"/>
-          <w:szCs w:val="22"/>
-        </w:rPr>
-        <w:t xml:space="preserve">refresh </w:t>
-      </w:r>
-      <w:r>
-        <w:rPr>
-          <w:color w:val="000000"/>
-          <w:sz w:val="22"/>
-          <w:szCs w:val="22"/>
-        </w:rPr>
-        <w:t xml:space="preserve">and </w:t>
-      </w:r>
-      <w:r>
-        <w:rPr>
-          <w:color w:val="000000"/>
-          <w:sz w:val="22"/>
-          <w:szCs w:val="22"/>
-        </w:rPr>
-        <w:t>energy-efficient</w:t>
-      </w:r>
-      <w:r>
-        <w:rPr>
-          <w:color w:val="000000"/>
-          <w:sz w:val="22"/>
-          <w:szCs w:val="22"/>
-        </w:rPr>
-        <w:t xml:space="preserve"> </w:t>
-      </w:r>
-      <w:r>
-        <w:rPr>
-          <w:color w:val="000000"/>
-          <w:sz w:val="22"/>
-          <w:szCs w:val="22"/>
-        </w:rPr>
-        <w:t>mechanisms</w:t>
-      </w:r>
-      <w:r>
-        <w:rPr>
-          <w:color w:val="000000"/>
-          <w:sz w:val="22"/>
-          <w:szCs w:val="22"/>
-        </w:rPr>
-        <w:t>.</w:t>
-      </w:r>
-    </w:p>
-    <w:p>
-      <w:pPr>
-        <w:pStyle w:val="ListParagraph"/>
-        <w:numPr>
-          <w:ilvl w:val="0"/>
-          <w:numId w:val="6"/>
-        </w:numPr>
-        <w:rPr>
-          <w:color w:val="000000"/>
-          <w:sz w:val="22"/>
-          <w:szCs w:val="22"/>
-        </w:rPr>
-      </w:pPr>
-      <w:r>
-        <w:rPr>
-          <w:color w:val="000000"/>
-          <w:sz w:val="22"/>
-          <w:szCs w:val="22"/>
-        </w:rPr>
-        <w:t>Research on</w:t>
-      </w:r>
-      <w:r>
-        <w:rPr>
-          <w:color w:val="000000"/>
-          <w:sz w:val="22"/>
-          <w:szCs w:val="22"/>
-        </w:rPr>
-        <w:t xml:space="preserve"> applications of persistent memory</w:t>
-      </w:r>
-      <w:r>
-        <w:rPr>
-          <w:color w:val="000000"/>
-          <w:sz w:val="22"/>
-          <w:szCs w:val="22"/>
-        </w:rPr>
-        <w:t>.</w:t>
-      </w:r>
-    </w:p>
-    <w:p>
-      <w:pPr>
-        <w:pStyle w:val="ListParagraph"/>
-        <w:numPr>
-          <w:ilvl w:val="0"/>
-          <w:numId w:val="6"/>
-        </w:numPr>
-        <w:rPr>
-          <w:color w:val="000000"/>
-          <w:sz w:val="22"/>
-          <w:szCs w:val="22"/>
-        </w:rPr>
-      </w:pPr>
-      <w:r>
-        <w:rPr>
-          <w:color w:val="000000"/>
-          <w:sz w:val="22"/>
-          <w:szCs w:val="22"/>
-        </w:rPr>
-        <w:t>Implemented r</w:t>
-      </w:r>
-      <w:r>
-        <w:rPr>
-          <w:color w:val="000000"/>
-          <w:sz w:val="22"/>
-          <w:szCs w:val="22"/>
-        </w:rPr>
-        <w:t>eliable full-system simulation infrastructure</w:t>
-      </w:r>
-      <w:r>
-        <w:rPr>
-          <w:color w:val="000000"/>
-          <w:sz w:val="22"/>
-          <w:szCs w:val="22"/>
-        </w:rPr>
-        <w:t>.</w:t>
-      </w:r>
-    </w:p>
-    <w:p>
-      <w:pPr>
-        <w:tabs>
-          <w:tab w:val="left" w:pos="3735"/>
-        </w:tabs>
-        <w:spacing w:before="120"/>
-        <w:rPr>
-          <w:sz w:val="22"/>
-          <w:szCs w:val="22"/>
-        </w:rPr>
-      </w:pPr>
-      <w:r>
-        <w:rPr>
-          <w:b/>
-          <w:i/>
-          <w:sz w:val="22"/>
-          <w:szCs w:val="22"/>
-        </w:rPr>
-        <w:t>Graduate Intern</w:t>
-      </w:r>
-      <w:r>
-        <w:rPr>
-          <w:b/>
-          <w:i/>
-          <w:sz w:val="22"/>
-          <w:szCs w:val="22"/>
-        </w:rPr>
-        <w:t xml:space="preserve">, </w:t>
-      </w:r>
-      <w:r>
-        <w:rPr>
-          <w:sz w:val="22"/>
-          <w:szCs w:val="22"/>
-        </w:rPr>
-        <w:t>Inte</w:t>
-      </w:r>
-      <w:r>
-        <w:rPr>
-          <w:sz w:val="22"/>
-          <w:szCs w:val="22"/>
-        </w:rPr>
-        <w:t>l Corporation, Hillsboro, USA (</w:t>
-      </w:r>
-      <w:r>
-        <w:rPr>
-          <w:sz w:val="22"/>
-          <w:szCs w:val="22"/>
-        </w:rPr>
-        <w:t>June 2013 – August 2013)</w:t>
-      </w:r>
-    </w:p>
-    <w:p>
-      <w:pPr>
-        <w:pStyle w:val="ListParagraph"/>
-        <w:numPr>
-          <w:ilvl w:val="0"/>
-          <w:numId w:val="6"/>
-        </w:numPr>
-        <w:rPr>
-          <w:color w:val="000000"/>
-          <w:sz w:val="22"/>
-          <w:szCs w:val="22"/>
-        </w:rPr>
-      </w:pPr>
-      <w:r>
-        <w:rPr>
-          <w:color w:val="000000"/>
-          <w:sz w:val="22"/>
-          <w:szCs w:val="22"/>
-        </w:rPr>
-        <w:t xml:space="preserve">Quantified speed versus accuracy tradeoffs in memory </w:t>
-      </w:r>
-      <w:r>
-        <w:rPr>
-          <w:color w:val="000000"/>
-          <w:sz w:val="22"/>
-          <w:szCs w:val="22"/>
-        </w:rPr>
-        <w:t>modelling at several levels of abstraction (constant, analytical, queue-based, detailed,</w:t>
-      </w:r>
-      <w:r>
-        <w:rPr>
-          <w:color w:val="000000"/>
-          <w:sz w:val="22"/>
-          <w:szCs w:val="22"/>
-        </w:rPr>
-        <w:t xml:space="preserve"> etc.)</w:t>
-      </w:r>
-    </w:p>
-    <w:p>
-      <w:pPr>
-        <w:pStyle w:val="ListParagraph"/>
-        <w:numPr>
-          <w:ilvl w:val="0"/>
-          <w:numId w:val="6"/>
-        </w:numPr>
-        <w:rPr>
-          <w:color w:val="000000"/>
-          <w:sz w:val="22"/>
-          <w:szCs w:val="22"/>
-        </w:rPr>
-      </w:pPr>
-      <w:r>
-        <w:rPr>
-          <w:color w:val="000000"/>
-          <w:sz w:val="22"/>
-          <w:szCs w:val="22"/>
-        </w:rPr>
-        <w:t xml:space="preserve">Implemented and integrated a memory model, which is 10x faster than the </w:t>
-      </w:r>
-      <w:r>
-        <w:rPr>
-          <w:color w:val="000000"/>
-          <w:sz w:val="22"/>
-          <w:szCs w:val="22"/>
-        </w:rPr>
-        <w:t>cycle-accurate</w:t>
-      </w:r>
-      <w:r>
-        <w:rPr>
-          <w:color w:val="000000"/>
-          <w:sz w:val="22"/>
-          <w:szCs w:val="22"/>
-        </w:rPr>
-        <w:t xml:space="preserve"> DRAMSim2</w:t>
-      </w:r>
-      <w:r>
-        <w:rPr>
-          <w:color w:val="000000"/>
-          <w:sz w:val="22"/>
-          <w:szCs w:val="22"/>
-        </w:rPr>
-        <w:t xml:space="preserve"> </w:t>
-      </w:r>
-      <w:r>
-        <w:rPr>
-          <w:color w:val="000000"/>
-          <w:sz w:val="22"/>
-          <w:szCs w:val="22"/>
-        </w:rPr>
-        <w:t>and is within 10% of accuracy</w:t>
-      </w:r>
-      <w:r>
-        <w:rPr>
-          <w:color w:val="000000"/>
-          <w:sz w:val="22"/>
-          <w:szCs w:val="22"/>
-        </w:rPr>
-        <w:t>.</w:t>
-      </w:r>
-    </w:p>
-    <w:p>
-      <w:pPr>
-        <w:pStyle w:val="ListParagraph"/>
-        <w:numPr>
-          <w:ilvl w:val="0"/>
-          <w:numId w:val="6"/>
-        </w:numPr>
-        <w:rPr>
-          <w:color w:val="000000"/>
-          <w:sz w:val="22"/>
-          <w:szCs w:val="22"/>
-        </w:rPr>
-      </w:pPr>
-      <w:r>
-        <w:rPr>
-          <w:color w:val="000000"/>
-          <w:sz w:val="22"/>
-          <w:szCs w:val="22"/>
-        </w:rPr>
-        <w:t xml:space="preserve">These </w:t>
-      </w:r>
-      <w:r>
-        <w:rPr>
-          <w:color w:val="000000"/>
-          <w:sz w:val="22"/>
-          <w:szCs w:val="22"/>
-        </w:rPr>
-        <w:t>models are tar</w:t>
-      </w:r>
-      <w:r>
-        <w:rPr>
-          <w:color w:val="000000"/>
-          <w:sz w:val="22"/>
-          <w:szCs w:val="22"/>
-        </w:rPr>
-        <w:t>get</w:t>
-      </w:r>
-      <w:r>
-        <w:rPr>
-          <w:color w:val="000000"/>
-          <w:sz w:val="22"/>
-          <w:szCs w:val="22"/>
-        </w:rPr>
-        <w:t>ed</w:t>
-      </w:r>
-      <w:r>
-        <w:rPr>
-          <w:color w:val="000000"/>
-          <w:sz w:val="22"/>
-          <w:szCs w:val="22"/>
-        </w:rPr>
-        <w:t xml:space="preserve"> to obtain</w:t>
-      </w:r>
-      <w:r>
-        <w:rPr>
-          <w:color w:val="000000"/>
-          <w:sz w:val="22"/>
-          <w:szCs w:val="22"/>
-        </w:rPr>
-        <w:t xml:space="preserve"> </w:t>
-      </w:r>
-      <w:r>
-        <w:rPr>
-          <w:color w:val="000000"/>
-          <w:sz w:val="22"/>
-          <w:szCs w:val="22"/>
-        </w:rPr>
-        <w:t xml:space="preserve">the </w:t>
-      </w:r>
-      <w:r>
-        <w:rPr>
-          <w:color w:val="000000"/>
-          <w:sz w:val="22"/>
-          <w:szCs w:val="22"/>
-        </w:rPr>
-        <w:t>approximate</w:t>
-      </w:r>
-      <w:r>
-        <w:rPr>
-          <w:color w:val="000000"/>
-          <w:sz w:val="22"/>
-          <w:szCs w:val="22"/>
-        </w:rPr>
-        <w:t xml:space="preserve"> timing and power </w:t>
-      </w:r>
-      <w:r>
-        <w:rPr>
-          <w:color w:val="000000"/>
-          <w:sz w:val="22"/>
-          <w:szCs w:val="22"/>
-        </w:rPr>
-        <w:t>behavior</w:t>
-      </w:r>
-      <w:r>
-        <w:rPr>
-          <w:color w:val="000000"/>
-          <w:sz w:val="22"/>
-          <w:szCs w:val="22"/>
-        </w:rPr>
-        <w:t xml:space="preserve"> </w:t>
-      </w:r>
-      <w:r>
-        <w:rPr>
-          <w:color w:val="000000"/>
-          <w:sz w:val="22"/>
-          <w:szCs w:val="22"/>
-        </w:rPr>
-        <w:t xml:space="preserve">of a system </w:t>
-      </w:r>
-      <w:r>
-        <w:rPr>
-          <w:color w:val="000000"/>
-          <w:sz w:val="22"/>
-          <w:szCs w:val="22"/>
-        </w:rPr>
-        <w:t>early in its</w:t>
-      </w:r>
-      <w:r>
-        <w:rPr>
-          <w:color w:val="000000"/>
-          <w:sz w:val="22"/>
-          <w:szCs w:val="22"/>
-        </w:rPr>
-        <w:t xml:space="preserve"> design </w:t>
-      </w:r>
-      <w:r>
-        <w:rPr>
-          <w:color w:val="000000"/>
-          <w:sz w:val="22"/>
-          <w:szCs w:val="22"/>
-        </w:rPr>
-        <w:t>ph</w:t>
-      </w:r>
-      <w:r>
-        <w:rPr>
-          <w:color w:val="000000"/>
-          <w:sz w:val="22"/>
-          <w:szCs w:val="22"/>
-        </w:rPr>
-        <w:t xml:space="preserve">ase </w:t>
-      </w:r>
-    </w:p>
-    <w:p>
-      <w:pPr>
-        <w:pStyle w:val="ListParagraph"/>
-        <w:numPr>
-          <w:ilvl w:val="0"/>
-          <w:numId w:val="6"/>
-        </w:numPr>
-        <w:rPr>
-          <w:color w:val="000000"/>
-          <w:sz w:val="22"/>
-          <w:szCs w:val="22"/>
-        </w:rPr>
-      </w:pPr>
-      <w:r>
-        <w:rPr>
-          <w:color w:val="000000"/>
-          <w:sz w:val="22"/>
-          <w:szCs w:val="22"/>
-        </w:rPr>
-        <w:t xml:space="preserve">Technical Mentor: Emily Shriver, Strategic CAD Labs (SCL) </w:t>
-      </w:r>
-      <w:r>
-        <w:rPr>
-          <w:color w:val="000000"/>
-          <w:sz w:val="22"/>
-          <w:szCs w:val="22"/>
-        </w:rPr>
-        <w:t xml:space="preserve"> </w:t>
-      </w:r>
-    </w:p>
-    <w:p>
-      <w:pPr>
-        <w:rPr>
-          <w:i/>
-          <w:color w:val="000000"/>
-          <w:sz w:val="22"/>
-          <w:szCs w:val="22"/>
-        </w:rPr>
-      </w:pPr>
-      <w:r>
-        <w:rPr>
-          <w:b/>
-          <w:i/>
-          <w:color w:val="000000"/>
-          <w:sz w:val="22"/>
-          <w:szCs w:val="22"/>
-        </w:rPr>
-        <w:t>Senior ASIC Engineer</w:t>
-      </w:r>
-      <w:r>
-        <w:rPr>
-          <w:i/>
-          <w:color w:val="000000"/>
-          <w:sz w:val="22"/>
-          <w:szCs w:val="22"/>
-        </w:rPr>
-        <w:t xml:space="preserve">, </w:t>
-      </w:r>
-      <w:r>
-        <w:rPr>
-          <w:color w:val="000000"/>
-          <w:sz w:val="22"/>
-          <w:szCs w:val="22"/>
-        </w:rPr>
-        <w:t>LSI Corporation, India (Jan 2009 - July 2010)</w:t>
-      </w:r>
-    </w:p>
-    <w:p>
-      <w:pPr>
-        <w:pStyle w:val="ListParagraph"/>
-        <w:numPr>
-          <w:ilvl w:val="0"/>
-          <w:numId w:val="6"/>
-        </w:numPr>
-        <w:rPr>
-          <w:color w:val="000000"/>
-          <w:sz w:val="22"/>
-          <w:szCs w:val="22"/>
-        </w:rPr>
-      </w:pPr>
-      <w:r>
-        <w:rPr>
-          <w:color w:val="000000"/>
-          <w:sz w:val="22"/>
-          <w:szCs w:val="22"/>
-        </w:rPr>
-        <w:t>Co-i</w:t>
-      </w:r>
-      <w:r>
-        <w:rPr>
-          <w:color w:val="000000"/>
-          <w:sz w:val="22"/>
-          <w:szCs w:val="22"/>
-        </w:rPr>
-        <w:t xml:space="preserve">mplemented DDR2/3 </w:t>
-      </w:r>
-      <w:r>
-        <w:rPr>
-          <w:i/>
-          <w:color w:val="000000"/>
-          <w:sz w:val="22"/>
-          <w:szCs w:val="22"/>
-        </w:rPr>
-        <w:t>memory c</w:t>
-      </w:r>
-      <w:r>
-        <w:rPr>
-          <w:i/>
-          <w:color w:val="000000"/>
-          <w:sz w:val="22"/>
-          <w:szCs w:val="22"/>
-        </w:rPr>
-        <w:t>ontroller</w:t>
-      </w:r>
-      <w:r>
-        <w:rPr>
-          <w:color w:val="000000"/>
-          <w:sz w:val="22"/>
-          <w:szCs w:val="22"/>
-        </w:rPr>
-        <w:t xml:space="preserve"> and</w:t>
-      </w:r>
-      <w:r>
-        <w:rPr>
-          <w:color w:val="000000"/>
-          <w:sz w:val="22"/>
-          <w:szCs w:val="22"/>
-        </w:rPr>
-        <w:t xml:space="preserve"> its </w:t>
-      </w:r>
-      <w:r>
-        <w:rPr>
-          <w:color w:val="000000"/>
-          <w:sz w:val="22"/>
-          <w:szCs w:val="22"/>
-        </w:rPr>
-        <w:t>PHY</w:t>
-      </w:r>
-      <w:r>
-        <w:rPr>
-          <w:color w:val="000000"/>
-          <w:sz w:val="22"/>
-          <w:szCs w:val="22"/>
-        </w:rPr>
-        <w:t xml:space="preserve"> layer</w:t>
-      </w:r>
-      <w:r>
-        <w:rPr>
-          <w:color w:val="000000"/>
-          <w:sz w:val="22"/>
-          <w:szCs w:val="22"/>
-        </w:rPr>
-        <w:t xml:space="preserve"> at 65nm process technology</w:t>
-      </w:r>
-      <w:r>
-        <w:rPr>
-          <w:color w:val="000000"/>
-          <w:sz w:val="22"/>
-          <w:szCs w:val="22"/>
-        </w:rPr>
-        <w:t xml:space="preserve">. </w:t>
-      </w:r>
-    </w:p>
-    <w:p>
-      <w:pPr>
-        <w:pStyle w:val="ListParagraph"/>
-        <w:numPr>
-          <w:ilvl w:val="0"/>
-          <w:numId w:val="6"/>
-        </w:numPr>
-        <w:rPr>
-          <w:color w:val="000000"/>
-          <w:sz w:val="22"/>
-          <w:szCs w:val="22"/>
-        </w:rPr>
-      </w:pPr>
-      <w:r>
-        <w:rPr>
-          <w:color w:val="000000"/>
-          <w:sz w:val="22"/>
-          <w:szCs w:val="22"/>
-        </w:rPr>
-        <w:t>Developed t</w:t>
-      </w:r>
-      <w:r>
-        <w:rPr>
-          <w:color w:val="000000"/>
-          <w:sz w:val="22"/>
-          <w:szCs w:val="22"/>
-        </w:rPr>
-        <w:t>he crucial an</w:t>
-      </w:r>
-      <w:r>
-        <w:rPr>
-          <w:color w:val="000000"/>
-          <w:sz w:val="22"/>
-          <w:szCs w:val="22"/>
-        </w:rPr>
-        <w:t xml:space="preserve">d challenging part </w:t>
-      </w:r>
-      <w:r>
-        <w:rPr>
-          <w:color w:val="000000"/>
-          <w:sz w:val="22"/>
-          <w:szCs w:val="22"/>
-        </w:rPr>
-        <w:t xml:space="preserve">of </w:t>
-      </w:r>
-      <w:r>
-        <w:rPr>
-          <w:color w:val="000000"/>
-          <w:sz w:val="22"/>
-          <w:szCs w:val="22"/>
-        </w:rPr>
-        <w:t xml:space="preserve">the </w:t>
-      </w:r>
-      <w:r>
-        <w:rPr>
-          <w:noProof/>
-          <w:color w:val="000000"/>
-          <w:sz w:val="22"/>
-          <w:szCs w:val="22"/>
-        </w:rPr>
-        <w:t>optimized</w:t>
-      </w:r>
-      <w:r>
-        <w:rPr>
-          <w:color w:val="000000"/>
-          <w:sz w:val="22"/>
-          <w:szCs w:val="22"/>
-        </w:rPr>
-        <w:t xml:space="preserve"> </w:t>
-      </w:r>
-      <w:r>
-        <w:rPr>
-          <w:i/>
-          <w:color w:val="000000"/>
-          <w:sz w:val="22"/>
-          <w:szCs w:val="22"/>
-        </w:rPr>
-        <w:t>DDR3 training sequence</w:t>
-      </w:r>
-      <w:r>
-        <w:rPr>
-          <w:color w:val="000000"/>
-          <w:sz w:val="22"/>
-          <w:szCs w:val="22"/>
-        </w:rPr>
-        <w:t xml:space="preserve"> and</w:t>
-      </w:r>
-      <w:r>
-        <w:rPr>
-          <w:color w:val="000000"/>
-          <w:sz w:val="22"/>
-          <w:szCs w:val="22"/>
-        </w:rPr>
-        <w:t xml:space="preserve"> write leveling algorithm.</w:t>
-      </w:r>
-    </w:p>
-    <w:p>
-      <w:pPr>
-        <w:pStyle w:val="ListParagraph"/>
-        <w:numPr>
-          <w:ilvl w:val="0"/>
-          <w:numId w:val="6"/>
-        </w:numPr>
-        <w:rPr>
-          <w:color w:val="000000"/>
-          <w:sz w:val="22"/>
-          <w:szCs w:val="22"/>
-        </w:rPr>
-      </w:pPr>
-      <w:r>
-        <w:rPr>
-          <w:color w:val="000000"/>
-          <w:sz w:val="22"/>
-          <w:szCs w:val="22"/>
-        </w:rPr>
         <w:t>C</w:t>
       </w:r>
       <w:r>
@@ -4777,7 +2713,6 @@
           <w:sz w:val="28"/>
           <w:szCs w:val="28"/>
         </w:rPr>
-        <w:lastRenderedPageBreak/>
         <w:t xml:space="preserve">Selected </w:t>
       </w:r>
       <w:r>
@@ -4808,9 +2743,10 @@
       </w:r>
       <w:r>
         <w:rPr>
-          <w:sz w:val="22"/>
-          <w:szCs w:val="22"/>
-          <w:u w:val="single"/>
+          <w:b/>
+          <w:bCs/>
+          <w:sz w:val="22"/>
+          <w:szCs w:val="22"/>
         </w:rPr>
         <w:t>Ishwar Singh Bhati</w:t>
       </w:r>
@@ -4835,7 +2771,7 @@
         </w:rPr>
         <w:t> </w:t>
       </w:r>
-      <w:hyperlink r:id="rId18" w:history="1">
+      <w:hyperlink r:id="rId9" w:history="1">
         <w:r>
           <w:rPr>
             <w:rStyle w:val="Hyperlink"/>
@@ -4997,10 +2933,11 @@
       </w:r>
       <w:r>
         <w:rPr>
-          <w:color w:val="000000"/>
-          <w:sz w:val="22"/>
-          <w:szCs w:val="22"/>
-          <w:u w:val="single"/>
+          <w:b/>
+          <w:bCs/>
+          <w:color w:val="000000"/>
+          <w:sz w:val="22"/>
+          <w:szCs w:val="22"/>
         </w:rPr>
         <w:t>Ishwar Singh Bhati</w:t>
       </w:r>
@@ -5022,7 +2959,7 @@
         </w:rPr>
         <w:t xml:space="preserve"> </w:t>
       </w:r>
-      <w:hyperlink r:id="rId19" w:history="1">
+      <w:hyperlink r:id="rId10" w:history="1">
         <w:r>
           <w:rPr>
             <w:rStyle w:val="Hyperlink"/>
@@ -5053,7 +2990,47 @@
             <w:sz w:val="22"/>
             <w:szCs w:val="22"/>
           </w:rPr>
-          <w:t>: Accelerating vector search with minimalist nonlinear dimensionality reduction"</w:t>
+          <w:t>: Accelerating vector search with minimali</w:t>
+        </w:r>
+        <w:r>
+          <w:rPr>
+            <w:rStyle w:val="Hyperlink"/>
+            <w:i/>
+            <w:iCs/>
+            <w:sz w:val="22"/>
+            <w:szCs w:val="22"/>
+          </w:rPr>
+          <w:t>s</w:t>
+        </w:r>
+        <w:r>
+          <w:rPr>
+            <w:rStyle w:val="Hyperlink"/>
+            <w:i/>
+            <w:iCs/>
+            <w:sz w:val="22"/>
+            <w:szCs w:val="22"/>
+          </w:rPr>
+          <w:t>t</w:t>
+        </w:r>
+        <w:r>
+          <w:rPr>
+            <w:rStyle w:val="Hyperlink"/>
+            <w:i/>
+            <w:iCs/>
+            <w:sz w:val="22"/>
+            <w:szCs w:val="22"/>
+          </w:rPr>
+          <w:t xml:space="preserve"> </w:t>
+        </w:r>
+        <w:r>
+          <w:rPr>
+            <w:rStyle w:val="Hyperlink"/>
+            <w:i/>
+            <w:iCs/>
+            <w:sz w:val="22"/>
+            <w:szCs w:val="22"/>
+          </w:rPr>
+          <w:t>nonlinear dimensionality reduction"</w:t>
         </w:r>
         <w:r>
           <w:rPr>
@@ -5122,12 +3099,13 @@
       <w:r>
         <w:rPr>
           <w:rStyle w:val="Emphasis"/>
+          <w:b/>
+          <w:bCs/>
           <w:i w:val="0"/>
           <w:iCs w:val="0"/>
           <w:color w:val="000000"/>
           <w:sz w:val="22"/>
           <w:szCs w:val="22"/>
-          <w:u w:val="single"/>
         </w:rPr>
         <w:t>Ishwar Singh Bhati</w:t>
       </w:r>
@@ -5142,7 +3120,7 @@
         </w:rPr>
         <w:t>, Theodore Willke, Mariano Tepper, </w:t>
       </w:r>
-      <w:hyperlink r:id="rId20" w:history="1">
+      <w:hyperlink r:id="rId11" w:history="1">
         <w:r>
           <w:rPr>
             <w:rStyle w:val="Hyperlink"/>
@@ -5173,7 +3151,27 @@
             <w:sz w:val="22"/>
             <w:szCs w:val="22"/>
           </w:rPr>
-          <w:t xml:space="preserve"> Quantization for Streaming Vector Search"</w:t>
+          <w:t xml:space="preserve"> Quantization for Streaming Vector </w:t>
+        </w:r>
+        <w:r>
+          <w:rPr>
+            <w:rStyle w:val="Hyperlink"/>
+            <w:i/>
+            <w:iCs/>
+            <w:sz w:val="22"/>
+            <w:szCs w:val="22"/>
+          </w:rPr>
+          <w:t>S</w:t>
+        </w:r>
+        <w:r>
+          <w:rPr>
+            <w:rStyle w:val="Hyperlink"/>
+            <w:i/>
+            <w:iCs/>
+            <w:sz w:val="22"/>
+            <w:szCs w:val="22"/>
+          </w:rPr>
+          <w:t>earch"</w:t>
         </w:r>
       </w:hyperlink>
       <w:r>
@@ -5231,12 +3229,13 @@
       <w:r>
         <w:rPr>
           <w:rStyle w:val="Emphasis"/>
+          <w:b/>
+          <w:bCs/>
           <w:i w:val="0"/>
           <w:iCs w:val="0"/>
           <w:color w:val="000000"/>
           <w:sz w:val="22"/>
           <w:szCs w:val="22"/>
-          <w:u w:val="single"/>
         </w:rPr>
         <w:t>Ishwar Bhati</w:t>
       </w:r>
@@ -5249,18 +3248,29 @@
           <w:sz w:val="22"/>
           <w:szCs w:val="22"/>
         </w:rPr>
-        <w:t>, Mark Hildebrand, Mariano Tepper, Ted Willke,</w:t>
+        <w:t xml:space="preserve">, </w:t>
       </w:r>
       <w:r>
         <w:rPr>
           <w:rStyle w:val="Emphasis"/>
+          <w:i w:val="0"/>
+          <w:iCs w:val="0"/>
+          <w:color w:val="000000"/>
+          <w:sz w:val="22"/>
+          <w:szCs w:val="22"/>
+        </w:rPr>
+        <w:t>Mark Hildebrand, Mariano Tepper, Ted Willke,</w:t>
+      </w:r>
+      <w:r>
+        <w:rPr>
+          <w:rStyle w:val="Emphasis"/>
           <w:color w:val="000000"/>
           <w:sz w:val="22"/>
           <w:szCs w:val="22"/>
         </w:rPr>
         <w:t> </w:t>
       </w:r>
-      <w:hyperlink r:id="rId21" w:history="1">
+      <w:hyperlink r:id="rId12" w:history="1">
         <w:r>
           <w:rPr>
             <w:rStyle w:val="Hyperlink"/>
@@ -5295,12 +3305,13 @@
       <w:r>
         <w:rPr>
           <w:rStyle w:val="Emphasis"/>
+          <w:b/>
+          <w:bCs/>
           <w:i w:val="0"/>
           <w:iCs w:val="0"/>
           <w:color w:val="000000"/>
           <w:sz w:val="22"/>
           <w:szCs w:val="22"/>
-          <w:u w:val="single"/>
         </w:rPr>
         <w:t>Ishwar Bhati</w:t>
       </w:r>
@@ -5324,7 +3335,7 @@
         </w:rPr>
         <w:t> </w:t>
       </w:r>
-      <w:hyperlink r:id="rId22" w:history="1">
+      <w:hyperlink r:id="rId13" w:history="1">
         <w:r>
           <w:rPr>
             <w:rStyle w:val="Hyperlink"/>
@@ -5382,9 +3393,10 @@
       </w:r>
       <w:r>
         <w:rPr>
-          <w:sz w:val="22"/>
-          <w:szCs w:val="22"/>
-          <w:u w:val="single"/>
+          <w:b/>
+          <w:bCs/>
+          <w:sz w:val="22"/>
+          <w:szCs w:val="22"/>
         </w:rPr>
         <w:t>Ishwar Bhati</w:t>
       </w:r>
@@ -5427,7 +3439,7 @@
         </w:rPr>
         <w:t>, Sreenivas Subramoney, Tanay Karnik, Steven Swanson, Ian A. Young, and Hong Wang, "</w:t>
       </w:r>
-      <w:hyperlink r:id="rId23" w:history="1">
+      <w:hyperlink r:id="rId14" w:history="1">
         <w:r>
           <w:rPr>
             <w:rStyle w:val="Hyperlink"/>
@@ -5477,6 +3489,7 @@
           <w:sz w:val="22"/>
           <w:szCs w:val="22"/>
         </w:rPr>
+        <w:lastRenderedPageBreak/>
         <w:t xml:space="preserve">Kaushik Vaidyanathan, Daniel H Morris, </w:t>
       </w:r>
       <w:proofErr w:type="spellStart"/>
@@ -5497,9 +3510,10 @@
       </w:r>
       <w:r>
         <w:rPr>
-          <w:sz w:val="22"/>
-          <w:szCs w:val="22"/>
-          <w:u w:val="single"/>
+          <w:b/>
+          <w:bCs/>
+          <w:sz w:val="22"/>
+          <w:szCs w:val="22"/>
         </w:rPr>
         <w:t>Ishwar S. Bhati</w:t>
       </w:r>
@@ -5526,7 +3540,7 @@
         </w:rPr>
         <w:t xml:space="preserve"> Liu, Sreenivas Subramoney, Tanay Karnik, Hong Wang, and Ian A Young. "</w:t>
       </w:r>
-      <w:hyperlink r:id="rId24" w:history="1">
+      <w:hyperlink r:id="rId15" w:history="1">
         <w:r>
           <w:rPr>
             <w:rStyle w:val="Hyperlink"/>
@@ -5566,10 +3580,11 @@
       </w:pPr>
       <w:r>
         <w:rPr>
-          <w:color w:val="000000"/>
-          <w:sz w:val="22"/>
-          <w:szCs w:val="22"/>
-          <w:u w:val="single"/>
+          <w:b/>
+          <w:bCs/>
+          <w:color w:val="000000"/>
+          <w:sz w:val="22"/>
+          <w:szCs w:val="22"/>
         </w:rPr>
         <w:t>Ishwar Bhati</w:t>
       </w:r>
@@ -5605,7 +3620,7 @@
         </w:rPr>
         <w:t xml:space="preserve"> “</w:t>
       </w:r>
-      <w:hyperlink r:id="rId25" w:history="1">
+      <w:hyperlink r:id="rId16" w:history="1">
         <w:r>
           <w:rPr>
             <w:rStyle w:val="Hyperlink"/>
@@ -5689,10 +3704,11 @@
       </w:pPr>
       <w:r>
         <w:rPr>
-          <w:color w:val="000000"/>
-          <w:sz w:val="22"/>
-          <w:szCs w:val="22"/>
-          <w:u w:val="single"/>
+          <w:b/>
+          <w:bCs/>
+          <w:color w:val="000000"/>
+          <w:sz w:val="22"/>
+          <w:szCs w:val="22"/>
         </w:rPr>
         <w:t>Ishwar Bhati</w:t>
       </w:r>
@@ -5702,6 +3718,30 @@
           <w:sz w:val="22"/>
           <w:szCs w:val="22"/>
         </w:rPr>
+        <w:t>,</w:t>
+      </w:r>
+      <w:r>
+        <w:rPr>
+          <w:color w:val="000000"/>
+          <w:sz w:val="22"/>
+          <w:szCs w:val="22"/>
+        </w:rPr>
+        <w:t xml:space="preserve"> </w:t>
+      </w:r>
+      <w:r>
+        <w:rPr>
+          <w:color w:val="000000"/>
+          <w:sz w:val="22"/>
+          <w:szCs w:val="22"/>
+        </w:rPr>
+        <w:t>Mu-Tien Chang</w:t>
+      </w:r>
+      <w:r>
+        <w:rPr>
+          <w:color w:val="000000"/>
+          <w:sz w:val="22"/>
+          <w:szCs w:val="22"/>
+        </w:rPr>
         <w:t xml:space="preserve">, </w:t>
       </w:r>
       <w:r>
@@ -5710,22 +3750,6 @@
           <w:sz w:val="22"/>
           <w:szCs w:val="22"/>
         </w:rPr>
-        <w:t>Mu-Tien Chang</w:t>
-      </w:r>
-      <w:r>
-        <w:rPr>
-          <w:color w:val="000000"/>
-          <w:sz w:val="22"/>
-          <w:szCs w:val="22"/>
-        </w:rPr>
-        <w:t xml:space="preserve">, </w:t>
-      </w:r>
-      <w:r>
-        <w:rPr>
-          <w:color w:val="000000"/>
-          <w:sz w:val="22"/>
-          <w:szCs w:val="22"/>
-        </w:rPr>
         <w:t xml:space="preserve">Zeshan Chishti, </w:t>
       </w:r>
       <w:r>
@@ -5752,7 +3776,7 @@
         </w:rPr>
         <w:t xml:space="preserve"> “</w:t>
       </w:r>
-      <w:hyperlink r:id="rId26" w:history="1">
+      <w:hyperlink r:id="rId17" w:history="1">
         <w:r>
           <w:rPr>
             <w:rStyle w:val="Hyperlink"/>
@@ -5826,10 +3850,11 @@
       </w:pPr>
       <w:r>
         <w:rPr>
-          <w:color w:val="000000"/>
-          <w:sz w:val="22"/>
-          <w:szCs w:val="22"/>
-          <w:u w:val="single"/>
+          <w:b/>
+          <w:bCs/>
+          <w:color w:val="000000"/>
+          <w:sz w:val="22"/>
+          <w:szCs w:val="22"/>
         </w:rPr>
         <w:t>Ishwar Bhati</w:t>
       </w:r>
@@ -5849,7 +3874,7 @@
         </w:rPr>
         <w:t xml:space="preserve"> </w:t>
       </w:r>
-      <w:hyperlink r:id="rId27" w:history="1">
+      <w:hyperlink r:id="rId18" w:history="1">
         <w:r>
           <w:rPr>
             <w:rStyle w:val="Hyperlink"/>
@@ -5924,10 +3949,11 @@
       </w:r>
       <w:r>
         <w:rPr>
-          <w:color w:val="000000"/>
-          <w:sz w:val="22"/>
-          <w:szCs w:val="22"/>
-          <w:u w:val="single"/>
+          <w:b/>
+          <w:bCs/>
+          <w:color w:val="000000"/>
+          <w:sz w:val="22"/>
+          <w:szCs w:val="22"/>
         </w:rPr>
         <w:t>Ishwar Bhati</w:t>
       </w:r>
@@ -5947,7 +3973,7 @@
         </w:rPr>
         <w:t xml:space="preserve"> </w:t>
       </w:r>
-      <w:hyperlink r:id="rId28" w:history="1">
+      <w:hyperlink r:id="rId19" w:history="1">
         <w:r>
           <w:rPr>
             <w:rStyle w:val="Hyperlink"/>
@@ -6057,12 +4083,20 @@
       </w:r>
       <w:r>
         <w:rPr>
+          <w:b/>
+          <w:sz w:val="22"/>
+          <w:szCs w:val="22"/>
+          <w:u w:val="single"/>
+        </w:rPr>
+        <w:t>Ishwar Bhati</w:t>
+      </w:r>
+      <w:r>
+        <w:rPr>
           <w:bCs/>
           <w:sz w:val="22"/>
           <w:szCs w:val="22"/>
-          <w:u w:val="single"/>
-        </w:rPr>
-        <w:t>Ishwar Bhati</w:t>
+        </w:rPr>
+        <w:t>,</w:t>
       </w:r>
       <w:r>
         <w:rPr>
@@ -6070,7 +4104,7 @@
           <w:sz w:val="22"/>
           <w:szCs w:val="22"/>
         </w:rPr>
-        <w:t>, Mark Hildebrand, Mariano Tepper, Theodore Willke, "</w:t>
+        <w:t xml:space="preserve"> Mark Hildebrand, Mariano Tepper, Theodore Willke, "</w:t>
       </w:r>
       <w:proofErr w:type="gramStart"/>
       <w:r>
@@ -6344,7 +4378,6 @@
           <w:sz w:val="22"/>
           <w:szCs w:val="22"/>
         </w:rPr>
-        <w:lastRenderedPageBreak/>
         <w:t xml:space="preserve">Supratim Pal, Sasikanth </w:t>
       </w:r>
       <w:proofErr w:type="spellStart"/>
@@ -6869,7 +4902,7 @@
         </w:rPr>
         <w:t>“</w:t>
       </w:r>
-      <w:hyperlink r:id="rId29" w:history="1">
+      <w:hyperlink r:id="rId20" w:history="1">
         <w:r>
           <w:rPr>
             <w:rStyle w:val="Hyperlink"/>
@@ -7026,7 +5059,7 @@
         </w:rPr>
         <w:t>"</w:t>
       </w:r>
-      <w:hyperlink r:id="rId30" w:history="1">
+      <w:hyperlink r:id="rId21" w:history="1">
         <w:r>
           <w:rPr>
             <w:rStyle w:val="Hyperlink"/>
@@ -7139,7 +5172,7 @@
         </w:rPr>
         <w:t xml:space="preserve"> </w:t>
       </w:r>
-      <w:hyperlink r:id="rId31" w:history="1">
+      <w:hyperlink r:id="rId22" w:history="1">
         <w:r>
           <w:rPr>
             <w:rStyle w:val="Hyperlink"/>
@@ -7191,7 +5224,7 @@
       </w:pPr>
     </w:p>
     <w:sectPr>
-      <w:headerReference w:type="first" r:id="rId32"/>
+      <w:headerReference w:type="first" r:id="rId23"/>
       <w:pgSz w:w="12240" w:h="15840" w:code="1"/>
       <w:pgMar w:top="1008" w:right="720" w:bottom="1008" w:left="720" w:header="576" w:footer="288" w:gutter="0"/>
       <w:cols w:space="720"/>
@@ -7244,29 +5277,126 @@
 <w:hdr xmlns:wpc="http://schemas.microsoft.com/office/word/2010/wordprocessingCanvas" xmlns:cx="http://schemas.microsoft.com/office/drawing/2014/chartex" xmlns:cx1="http://schemas.microsoft.com/office/drawing/2015/9/8/chartex" xmlns:cx2="http://schemas.microsoft.com/office/drawing/2015/10/21/chartex" xmlns:cx3="http://schemas.microsoft.com/office/drawing/2016/5/9/chartex" xmlns:cx4="http://schemas.microsoft.com/office/drawing/2016/5/10/chartex" xmlns:cx5="http://schemas.microsoft.com/office/drawing/2016/5/11/chartex" xmlns:cx6="http://schemas.microsoft.com/office/drawing/2016/5/12/chartex" xmlns:cx7="http://schemas.microsoft.com/office/drawing/2016/5/13/chartex" xmlns:cx8="http://schemas.microsoft.com/office/drawing/2016/5/14/chartex" xmlns:mc="http://schemas.openxmlformats.org/markup-compatibility/2006" xmlns:m="http://schemas.openxmlformats.org/officeDocument/2006/math" xmlns:aink="http://schemas.microsoft.com/office/drawing/2016/ink" xmlns:am3d="http://schemas.microsoft.com/office/drawing/2017/model3d" xmlns:oel="http://schemas.microsoft.com/office/2019/extlst" xmlns:r="http://schemas.openxmlformats.org/officeDocument/2006/relationships" xmlns:wp14="http://schemas.microsoft.com/office/word/2010/wordprocessingDrawing" xmlns:wp="http://schemas.openxmlformats.org/drawingml/2006/wordprocessingDrawing" xmlns:wpg="http://schemas.microsoft.com/office/word/2010/wordprocessingGroup" xmlns:wpi="http://schemas.microsoft.com/office/word/2010/wordprocessingInk" xmlns:wps="http://schemas.microsoft.com/office/word/2010/wordprocessingShape" xmlns:o="urn:schemas-microsoft-com:office:office" xmlns:v="urn:schemas-microsoft-com:vml" xmlns:w10="urn:schemas-microsoft-com:office:word" xmlns:w="http://schemas.openxmlformats.org/wordprocessingml/2006/main" xmlns:w14="http://schemas.microsoft.com/office/word/2010/wordml" xmlns:w15="http://schemas.microsoft.com/office/word/2012/wordml" xmlns:w16cex="http://schemas.microsoft.com/office/word/2018/wordml/cex" xmlns:w16cid="http://schemas.microsoft.com/office/word/2016/wordml/cid" xmlns:w16="http://schemas.microsoft.com/office/word/2018/wordml" xmlns:w16sdtdh="http://schemas.microsoft.com/office/word/2020/wordml/sdtdatahash" xmlns:w16sdtfl="http://schemas.microsoft.com/office/word/2024/wordml/sdtformatlock" xmlns:w16se="http://schemas.microsoft.com/office/word/2015/wordml/symex" xmlns:w16du="http://schemas.microsoft.com/office/word/2023/wordml/word16du" xmlns:wne="http://schemas.microsoft.com/office/word/2006/wordml" mc:Ignorable="w14 w15 w16se w16cid w16 w16cex w16sdtdh w16sdtfl w16du wp14">
   <w:p>
     <w:pPr>
+      <w:jc w:val="center"/>
       <w:rPr>
         <w:b/>
+      </w:rPr>
+    </w:pPr>
+    <w:r>
+      <w:rPr>
+        <w:b/>
+      </w:rPr>
+      <w:t>Ishwar Singh Bhati</w:t>
+    </w:r>
+  </w:p>
+  <w:p>
+    <w:pPr>
+      <w:rPr>
+        <w:bCs/>
         <w:sz w:val="22"/>
         <w:szCs w:val="22"/>
       </w:rPr>
     </w:pPr>
+    <w:hyperlink r:id="rId1" w:history="1">
+      <w:r>
+        <w:rPr>
+          <w:rStyle w:val="Hyperlink"/>
+          <w:bCs/>
+          <w:sz w:val="22"/>
+          <w:szCs w:val="22"/>
+        </w:rPr>
+        <w:t>is</w:t>
+      </w:r>
+      <w:r>
+        <w:rPr>
+          <w:rStyle w:val="Hyperlink"/>
+          <w:bCs/>
+          <w:sz w:val="22"/>
+          <w:szCs w:val="22"/>
+        </w:rPr>
+        <w:t>h</w:t>
+      </w:r>
+      <w:r>
+        <w:rPr>
+          <w:rStyle w:val="Hyperlink"/>
+          <w:bCs/>
+          <w:sz w:val="22"/>
+          <w:szCs w:val="22"/>
+        </w:rPr>
+        <w:t>war.bhati02@gmail.com</w:t>
+      </w:r>
+    </w:hyperlink>
     <w:r>
       <w:rPr>
-        <w:b/>
+        <w:bCs/>
         <w:sz w:val="22"/>
         <w:szCs w:val="22"/>
       </w:rPr>
-      <w:t>Ishwar Singh Bhati</w:t>
+      <w:t xml:space="preserve"> (Folsom, CA, 95630)</w:t>
     </w:r>
     <w:r>
       <w:rPr>
-        <w:b/>
+        <w:bCs/>
         <w:sz w:val="22"/>
         <w:szCs w:val="22"/>
       </w:rPr>
-      <w:t xml:space="preserve"> (</w:t>
+      <w:t xml:space="preserve"> | Phone: +1 503-810-0035</w:t>
     </w:r>
-    <w:hyperlink r:id="rId1" w:history="1">
+  </w:p>
+  <w:p>
+    <w:pPr>
+      <w:rPr>
+        <w:bCs/>
+        <w:sz w:val="22"/>
+        <w:szCs w:val="22"/>
+      </w:rPr>
+    </w:pPr>
+    <w:r>
+      <w:rPr>
+        <w:bCs/>
+        <w:sz w:val="22"/>
+        <w:szCs w:val="22"/>
+      </w:rPr>
+      <w:t xml:space="preserve">Website: </w:t>
+    </w:r>
+    <w:hyperlink r:id="rId2" w:history="1">
+      <w:r>
+        <w:rPr>
+          <w:rStyle w:val="Hyperlink"/>
+          <w:bCs/>
+          <w:sz w:val="22"/>
+          <w:szCs w:val="22"/>
+        </w:rPr>
+        <w:t>https://ishwarbhati.github.io/</w:t>
+      </w:r>
+    </w:hyperlink>
+    <w:r>
+      <w:rPr>
+        <w:bCs/>
+        <w:sz w:val="22"/>
+        <w:szCs w:val="22"/>
+      </w:rPr>
+      <w:t xml:space="preserve"> | </w:t>
+    </w:r>
+    <w:proofErr w:type="spellStart"/>
+    <w:r>
+      <w:rPr>
+        <w:bCs/>
+        <w:sz w:val="22"/>
+        <w:szCs w:val="22"/>
+      </w:rPr>
+      <w:t>LinkedIN</w:t>
+    </w:r>
+    <w:proofErr w:type="spellEnd"/>
+    <w:r>
+      <w:rPr>
+        <w:bCs/>
+        <w:sz w:val="22"/>
+        <w:szCs w:val="22"/>
+      </w:rPr>
+      <w:t xml:space="preserve">: </w:t>
+    </w:r>
+    <w:hyperlink r:id="rId3" w:history="1">
       <w:r>
         <w:rPr>
           <w:rStyle w:val="Hyperlink"/>
@@ -7277,14 +5407,6 @@
         <w:t>https://www.linkedin.com/in/ishwarbhati</w:t>
       </w:r>
     </w:hyperlink>
-    <w:r>
-      <w:rPr>
-        <w:b/>
-        <w:sz w:val="22"/>
-        <w:szCs w:val="22"/>
-      </w:rPr>
-      <w:t>)</w:t>
-    </w:r>
   </w:p>
 </w:hdr>
 </file>
@@ -7895,7 +6017,7 @@
   <w:abstractNum w:abstractNumId="5" w15:restartNumberingAfterBreak="0">
     <w:nsid w:val="2D583E5E"/>
     <w:multiLevelType w:val="hybridMultilevel"/>
-    <w:tmpl w:val="E10AEB96"/>
+    <w:tmpl w:val="ED5A3668"/>
     <w:lvl w:ilvl="0" w:tplc="04090001">
       <w:start w:val="1"/>
       <w:numFmt w:val="bullet"/>
@@ -8119,6 +6241,155 @@
     </w:lvl>
   </w:abstractNum>
   <w:abstractNum w:abstractNumId="7" w15:restartNumberingAfterBreak="0">
+    <w:nsid w:val="38530E14"/>
+    <w:multiLevelType w:val="multilevel"/>
+    <w:tmpl w:val="86C471C0"/>
+    <w:lvl w:ilvl="0">
+      <w:start w:val="1"/>
+      <w:numFmt w:val="bullet"/>
+      <w:lvlText w:val=""/>
+      <w:lvlJc w:val="left"/>
+      <w:pPr>
+        <w:tabs>
+          <w:tab w:val="num" w:pos="720"/>
+        </w:tabs>
+        <w:ind w:left="720" w:hanging="360"/>
+      </w:pPr>
+      <w:rPr>
+        <w:rFonts w:ascii="Symbol" w:hAnsi="Symbol" w:hint="default"/>
+        <w:sz w:val="20"/>
+      </w:rPr>
+    </w:lvl>
+    <w:lvl w:ilvl="1" w:tentative="1">
+      <w:start w:val="1"/>
+      <w:numFmt w:val="bullet"/>
+      <w:lvlText w:val="o"/>
+      <w:lvlJc w:val="left"/>
+      <w:pPr>
+        <w:tabs>
+          <w:tab w:val="num" w:pos="1440"/>
+        </w:tabs>
+        <w:ind w:left="1440" w:hanging="360"/>
+      </w:pPr>
+      <w:rPr>
+        <w:rFonts w:ascii="Courier New" w:hAnsi="Courier New" w:hint="default"/>
+        <w:sz w:val="20"/>
+      </w:rPr>
+    </w:lvl>
+    <w:lvl w:ilvl="2" w:tentative="1">
+      <w:start w:val="1"/>
+      <w:numFmt w:val="bullet"/>
+      <w:lvlText w:val=""/>
+      <w:lvlJc w:val="left"/>
+      <w:pPr>
+        <w:tabs>
+          <w:tab w:val="num" w:pos="2160"/>
+        </w:tabs>
+        <w:ind w:left="2160" w:hanging="360"/>
+      </w:pPr>
+      <w:rPr>
+        <w:rFonts w:ascii="Wingdings" w:hAnsi="Wingdings" w:hint="default"/>
+        <w:sz w:val="20"/>
+      </w:rPr>
+    </w:lvl>
+    <w:lvl w:ilvl="3" w:tentative="1">
+      <w:start w:val="1"/>
+      <w:numFmt w:val="bullet"/>
+      <w:lvlText w:val=""/>
+      <w:lvlJc w:val="left"/>
+      <w:pPr>
+        <w:tabs>
+          <w:tab w:val="num" w:pos="2880"/>
+        </w:tabs>
+        <w:ind w:left="2880" w:hanging="360"/>
+      </w:pPr>
+      <w:rPr>
+        <w:rFonts w:ascii="Wingdings" w:hAnsi="Wingdings" w:hint="default"/>
+        <w:sz w:val="20"/>
+      </w:rPr>
+    </w:lvl>
+    <w:lvl w:ilvl="4" w:tentative="1">
+      <w:start w:val="1"/>
+      <w:numFmt w:val="bullet"/>
+      <w:lvlText w:val=""/>
+      <w:lvlJc w:val="left"/>
+      <w:pPr>
+        <w:tabs>
+          <w:tab w:val="num" w:pos="3600"/>
+        </w:tabs>
+        <w:ind w:left="3600" w:hanging="360"/>
+      </w:pPr>
+      <w:rPr>
+        <w:rFonts w:ascii="Wingdings" w:hAnsi="Wingdings" w:hint="default"/>
+        <w:sz w:val="20"/>
+      </w:rPr>
+    </w:lvl>
+    <w:lvl w:ilvl="5" w:tentative="1">
+      <w:start w:val="1"/>
+      <w:numFmt w:val="bullet"/>
+      <w:lvlText w:val=""/>
+      <w:lvlJc w:val="left"/>
+      <w:pPr>
+        <w:tabs>
+          <w:tab w:val="num" w:pos="4320"/>
+        </w:tabs>
+        <w:ind w:left="4320" w:hanging="360"/>
+      </w:pPr>
+      <w:rPr>
+        <w:rFonts w:ascii="Wingdings" w:hAnsi="Wingdings" w:hint="default"/>
+        <w:sz w:val="20"/>
+      </w:rPr>
+    </w:lvl>
+    <w:lvl w:ilvl="6" w:tentative="1">
+      <w:start w:val="1"/>
+      <w:numFmt w:val="bullet"/>
+      <w:lvlText w:val=""/>
+      <w:lvlJc w:val="left"/>
+      <w:pPr>
+        <w:tabs>
+          <w:tab w:val="num" w:pos="5040"/>
+        </w:tabs>
+        <w:ind w:left="5040" w:hanging="360"/>
+      </w:pPr>
+      <w:rPr>
+        <w:rFonts w:ascii="Wingdings" w:hAnsi="Wingdings" w:hint="default"/>
+        <w:sz w:val="20"/>
+      </w:rPr>
+    </w:lvl>
+    <w:lvl w:ilvl="7" w:tentative="1">
+      <w:start w:val="1"/>
+      <w:numFmt w:val="bullet"/>
+      <w:lvlText w:val=""/>
+      <w:lvlJc w:val="left"/>
+      <w:pPr>
+        <w:tabs>
+          <w:tab w:val="num" w:pos="5760"/>
+        </w:tabs>
+        <w:ind w:left="5760" w:hanging="360"/>
+      </w:pPr>
+      <w:rPr>
+        <w:rFonts w:ascii="Wingdings" w:hAnsi="Wingdings" w:hint="default"/>
+        <w:sz w:val="20"/>
+      </w:rPr>
+    </w:lvl>
+    <w:lvl w:ilvl="8" w:tentative="1">
+      <w:start w:val="1"/>
+      <w:numFmt w:val="bullet"/>
+      <w:lvlText w:val=""/>
+      <w:lvlJc w:val="left"/>
+      <w:pPr>
+        <w:tabs>
+          <w:tab w:val="num" w:pos="6480"/>
+        </w:tabs>
+        <w:ind w:left="6480" w:hanging="360"/>
+      </w:pPr>
+      <w:rPr>
+        <w:rFonts w:ascii="Wingdings" w:hAnsi="Wingdings" w:hint="default"/>
+        <w:sz w:val="20"/>
+      </w:rPr>
+    </w:lvl>
+  </w:abstractNum>
+  <w:abstractNum w:abstractNumId="8" w15:restartNumberingAfterBreak="0">
     <w:nsid w:val="469A3D53"/>
     <w:multiLevelType w:val="hybridMultilevel"/>
     <w:tmpl w:val="B736036C"/>
@@ -8231,7 +6502,7 @@
       </w:rPr>
     </w:lvl>
   </w:abstractNum>
-  <w:abstractNum w:abstractNumId="8" w15:restartNumberingAfterBreak="0">
+  <w:abstractNum w:abstractNumId="9" w15:restartNumberingAfterBreak="0">
     <w:nsid w:val="48733865"/>
     <w:multiLevelType w:val="hybridMultilevel"/>
     <w:tmpl w:val="4DD8D820"/>
@@ -8344,7 +6615,7 @@
       </w:rPr>
     </w:lvl>
   </w:abstractNum>
-  <w:abstractNum w:abstractNumId="9" w15:restartNumberingAfterBreak="0">
+  <w:abstractNum w:abstractNumId="10" w15:restartNumberingAfterBreak="0">
     <w:nsid w:val="4CC55F6D"/>
     <w:multiLevelType w:val="hybridMultilevel"/>
     <w:tmpl w:val="5CCED740"/>
@@ -8457,7 +6728,7 @@
       </w:rPr>
     </w:lvl>
   </w:abstractNum>
-  <w:abstractNum w:abstractNumId="10" w15:restartNumberingAfterBreak="0">
+  <w:abstractNum w:abstractNumId="11" w15:restartNumberingAfterBreak="0">
     <w:nsid w:val="5F034DD5"/>
     <w:multiLevelType w:val="hybridMultilevel"/>
     <w:tmpl w:val="44ACFD88"/>
@@ -8570,7 +6841,7 @@
       </w:rPr>
     </w:lvl>
   </w:abstractNum>
-  <w:abstractNum w:abstractNumId="11" w15:restartNumberingAfterBreak="0">
+  <w:abstractNum w:abstractNumId="12" w15:restartNumberingAfterBreak="0">
     <w:nsid w:val="605E3A33"/>
     <w:multiLevelType w:val="hybridMultilevel"/>
     <w:tmpl w:val="FB58FB42"/>
@@ -8683,7 +6954,7 @@
       </w:rPr>
     </w:lvl>
   </w:abstractNum>
-  <w:abstractNum w:abstractNumId="12" w15:restartNumberingAfterBreak="0">
+  <w:abstractNum w:abstractNumId="13" w15:restartNumberingAfterBreak="0">
     <w:nsid w:val="60741D47"/>
     <w:multiLevelType w:val="hybridMultilevel"/>
     <w:tmpl w:val="DEE4727A"/>
@@ -8796,7 +7067,7 @@
       </w:rPr>
     </w:lvl>
   </w:abstractNum>
-  <w:abstractNum w:abstractNumId="13" w15:restartNumberingAfterBreak="0">
+  <w:abstractNum w:abstractNumId="14" w15:restartNumberingAfterBreak="0">
     <w:nsid w:val="612A5532"/>
     <w:multiLevelType w:val="hybridMultilevel"/>
     <w:tmpl w:val="37262B90"/>
@@ -8909,7 +7180,7 @@
       </w:rPr>
     </w:lvl>
   </w:abstractNum>
-  <w:abstractNum w:abstractNumId="14" w15:restartNumberingAfterBreak="0">
+  <w:abstractNum w:abstractNumId="15" w15:restartNumberingAfterBreak="0">
     <w:nsid w:val="69AC32F4"/>
     <w:multiLevelType w:val="hybridMultilevel"/>
     <w:tmpl w:val="CF42D452"/>
@@ -9022,7 +7293,7 @@
       </w:rPr>
     </w:lvl>
   </w:abstractNum>
-  <w:abstractNum w:abstractNumId="15" w15:restartNumberingAfterBreak="0">
+  <w:abstractNum w:abstractNumId="16" w15:restartNumberingAfterBreak="0">
     <w:nsid w:val="6BED4419"/>
     <w:multiLevelType w:val="multilevel"/>
     <w:tmpl w:val="77FA404A"/>
@@ -9171,7 +7442,7 @@
       </w:rPr>
     </w:lvl>
   </w:abstractNum>
-  <w:abstractNum w:abstractNumId="16" w15:restartNumberingAfterBreak="0">
+  <w:abstractNum w:abstractNumId="17" w15:restartNumberingAfterBreak="0">
     <w:nsid w:val="6CC21495"/>
     <w:multiLevelType w:val="multilevel"/>
     <w:tmpl w:val="7CC86CDE"/>
@@ -9320,7 +7591,7 @@
       </w:rPr>
     </w:lvl>
   </w:abstractNum>
-  <w:abstractNum w:abstractNumId="17" w15:restartNumberingAfterBreak="0">
+  <w:abstractNum w:abstractNumId="18" w15:restartNumberingAfterBreak="0">
     <w:nsid w:val="72A271C4"/>
     <w:multiLevelType w:val="multilevel"/>
     <w:tmpl w:val="71B48DBC"/>
@@ -9469,7 +7740,7 @@
       </w:rPr>
     </w:lvl>
   </w:abstractNum>
-  <w:abstractNum w:abstractNumId="18" w15:restartNumberingAfterBreak="0">
+  <w:abstractNum w:abstractNumId="19" w15:restartNumberingAfterBreak="0">
     <w:nsid w:val="75B616CF"/>
     <w:multiLevelType w:val="hybridMultilevel"/>
     <w:tmpl w:val="5832C742"/>
@@ -9582,7 +7853,7 @@
       </w:rPr>
     </w:lvl>
   </w:abstractNum>
-  <w:abstractNum w:abstractNumId="19" w15:restartNumberingAfterBreak="0">
+  <w:abstractNum w:abstractNumId="20" w15:restartNumberingAfterBreak="0">
     <w:nsid w:val="791F5D5A"/>
     <w:multiLevelType w:val="hybridMultilevel"/>
     <w:tmpl w:val="388E1778"/>
@@ -9695,7 +7966,7 @@
       </w:rPr>
     </w:lvl>
   </w:abstractNum>
-  <w:abstractNum w:abstractNumId="20" w15:restartNumberingAfterBreak="0">
+  <w:abstractNum w:abstractNumId="21" w15:restartNumberingAfterBreak="0">
     <w:nsid w:val="7DB550F3"/>
     <w:multiLevelType w:val="multilevel"/>
     <w:tmpl w:val="66AA059E"/>
@@ -9844,7 +8115,7 @@
       </w:rPr>
     </w:lvl>
   </w:abstractNum>
-  <w:abstractNum w:abstractNumId="21" w15:restartNumberingAfterBreak="0">
+  <w:abstractNum w:abstractNumId="22" w15:restartNumberingAfterBreak="0">
     <w:nsid w:val="7F715488"/>
     <w:multiLevelType w:val="hybridMultilevel"/>
     <w:tmpl w:val="730C30F2"/>
@@ -9961,40 +8232,40 @@
     <w:abstractNumId w:val="3"/>
   </w:num>
   <w:num w:numId="2" w16cid:durableId="379212124">
-    <w:abstractNumId w:val="7"/>
+    <w:abstractNumId w:val="8"/>
   </w:num>
   <w:num w:numId="3" w16cid:durableId="715934602">
-    <w:abstractNumId w:val="19"/>
+    <w:abstractNumId w:val="20"/>
   </w:num>
   <w:num w:numId="4" w16cid:durableId="1658536216">
-    <w:abstractNumId w:val="12"/>
+    <w:abstractNumId w:val="13"/>
   </w:num>
   <w:num w:numId="5" w16cid:durableId="350184721">
-    <w:abstractNumId w:val="10"/>
+    <w:abstractNumId w:val="11"/>
   </w:num>
   <w:num w:numId="6" w16cid:durableId="1703358913">
     <w:abstractNumId w:val="5"/>
   </w:num>
   <w:num w:numId="7" w16cid:durableId="388001440">
-    <w:abstractNumId w:val="14"/>
+    <w:abstractNumId w:val="15"/>
   </w:num>
   <w:num w:numId="8" w16cid:durableId="2051414624">
-    <w:abstractNumId w:val="21"/>
+    <w:abstractNumId w:val="22"/>
   </w:num>
   <w:num w:numId="9" w16cid:durableId="591351613">
-    <w:abstractNumId w:val="9"/>
+    <w:abstractNumId w:val="10"/>
   </w:num>
   <w:num w:numId="10" w16cid:durableId="1393893611">
     <w:abstractNumId w:val="0"/>
   </w:num>
   <w:num w:numId="11" w16cid:durableId="1393699491">
-    <w:abstractNumId w:val="11"/>
+    <w:abstractNumId w:val="12"/>
   </w:num>
   <w:num w:numId="12" w16cid:durableId="321929150">
     <w:abstractNumId w:val="6"/>
   </w:num>
   <w:num w:numId="13" w16cid:durableId="203565913">
-    <w:abstractNumId w:val="8"/>
+    <w:abstractNumId w:val="9"/>
   </w:num>
   <w:num w:numId="14" w16cid:durableId="876425993">
     <w:abstractNumId w:val="4"/>
@@ -10003,25 +8274,28 @@
     <w:abstractNumId w:val="1"/>
   </w:num>
   <w:num w:numId="16" w16cid:durableId="414740275">
-    <w:abstractNumId w:val="20"/>
+    <w:abstractNumId w:val="21"/>
   </w:num>
   <w:num w:numId="17" w16cid:durableId="1469199332">
-    <w:abstractNumId w:val="18"/>
+    <w:abstractNumId w:val="19"/>
   </w:num>
   <w:num w:numId="18" w16cid:durableId="1031031174">
     <w:abstractNumId w:val="2"/>
   </w:num>
   <w:num w:numId="19" w16cid:durableId="1276331455">
+    <w:abstractNumId w:val="18"/>
+  </w:num>
+  <w:num w:numId="20" w16cid:durableId="1006830579">
     <w:abstractNumId w:val="17"/>
   </w:num>
-  <w:num w:numId="20" w16cid:durableId="1006830579">
+  <w:num w:numId="21" w16cid:durableId="1047880319">
+    <w:abstractNumId w:val="14"/>
+  </w:num>
+  <w:num w:numId="22" w16cid:durableId="1611232547">
     <w:abstractNumId w:val="16"/>
   </w:num>
-  <w:num w:numId="21" w16cid:durableId="1047880319">
-    <w:abstractNumId w:val="13"/>
-  </w:num>
-  <w:num w:numId="22" w16cid:durableId="1611232547">
-    <w:abstractNumId w:val="15"/>
+  <w:num w:numId="23" w16cid:durableId="386301228">
+    <w:abstractNumId w:val="7"/>
   </w:num>
   <w:numIdMacAtCleanup w:val="13"/>
 </w:numbering>
@@ -10122,7 +8396,7 @@
     <w:lsdException w:name="E-mail Signature" w:semiHidden="1" w:unhideWhenUsed="1"/>
     <w:lsdException w:name="HTML Top of Form" w:semiHidden="1" w:unhideWhenUsed="1"/>
     <w:lsdException w:name="HTML Bottom of Form" w:semiHidden="1" w:unhideWhenUsed="1"/>
-    <w:lsdException w:name="Normal (Web)" w:semiHidden="1" w:unhideWhenUsed="1"/>
+    <w:lsdException w:name="Normal (Web)" w:semiHidden="1" w:uiPriority="99" w:unhideWhenUsed="1"/>
     <w:lsdException w:name="HTML Acronym" w:semiHidden="1" w:unhideWhenUsed="1"/>
     <w:lsdException w:name="HTML Address" w:semiHidden="1" w:unhideWhenUsed="1"/>
     <w:lsdException w:name="HTML Cite" w:semiHidden="1" w:unhideWhenUsed="1"/>
@@ -10544,6 +8818,16 @@
       <w:shd w:val="clear" w:color="auto" w:fill="E1DFDD"/>
     </w:rPr>
   </w:style>
+  <w:style w:type="paragraph" w:styleId="NormalWeb">
+    <w:name w:val="Normal (Web)"/>
+    <w:basedOn w:val="Normal"/>
+    <w:uiPriority w:val="99"/>
+    <w:unhideWhenUsed/>
+    <w:rsid w:val="00531AC6"/>
+    <w:pPr>
+      <w:spacing w:before="100" w:beforeAutospacing="1" w:after="100" w:afterAutospacing="1"/>
+    </w:pPr>
+  </w:style>
 </w:styles>
 </file>
 
